--- a/docs/manuscript/paper2/figtab/paper2_figures_tables_en.docx
+++ b/docs/manuscript/paper2/figtab/paper2_figures_tables_en.docx
@@ -19,7 +19,7 @@
           <w:b w:val="0"/>
           <w:sz w:val="20"/>
         </w:rPr>
-        <w:t>Results of paper 2 (Pulse Wave Database, 4,374 virtual subjects; the frozen pulse decomposition failed the prespecified criterion, fiducial-point analysis of the same waveforms passed) arranged in three parts: A, the prespecified analyses; B, how the analyses led to the design of the improvements; C, whether the improvements changed the result. Seven figures and sixteen tables.</w:t>
+        <w:t>Results of paper 2 (Pulse Wave Database, 4,374 virtual subjects; the frozen pulse decomposition failed the prespecified criterion, fiducial-point analysis of the same waveforms passed) arranged in three parts: A, the prespecified analyses; B, how the analyses led to the design of the improvements; C, whether the improvements changed the result. 7 figures and 18 tables.</w:t>
       </w:r>
     </w:p>
     <w:p>
@@ -82,7 +82,7 @@
       <w:r>
         <w:drawing>
           <wp:inline xmlns:a="http://schemas.openxmlformats.org/drawingml/2006/main" xmlns:pic="http://schemas.openxmlformats.org/drawingml/2006/picture">
-            <wp:extent cx="5400000" cy="3198058"/>
+            <wp:extent cx="5301995" cy="3146440"/>
             <wp:docPr id="1" name="Picture 1"/>
             <wp:cNvGraphicFramePr>
               <a:graphicFrameLocks noChangeAspect="1"/>
@@ -103,7 +103,7 @@
                   <pic:spPr>
                     <a:xfrm>
                       <a:off x="0" y="0"/>
-                      <a:ext cx="5400000" cy="3198058"/>
+                      <a:ext cx="5301995" cy="3146440"/>
                     </a:xfrm>
                     <a:prstGeom prst="rect"/>
                   </pic:spPr>
@@ -121,7 +121,7 @@
           <w:b/>
           <w:sz w:val="20"/>
         </w:rPr>
-        <w:t>Figure 1. Decision figure: median within-age-stratum Spearman |ρ| of table 1 against the criterion line 0.30.</w:t>
+        <w:t>Figure 1. Decision figure: median within-age-stratum Spearman |ρ| of table 2 (table 1 of 02_tables.md) against the criterion line 0.30.</w:t>
       </w:r>
     </w:p>
     <w:p>
@@ -131,7 +131,7 @@
           <w:b w:val="0"/>
           <w:sz w:val="19"/>
         </w:rPr>
-        <w:t>What is shown: for the decision test (PWDB, 4,374 virtual subjects, six age strata) and each of the six index constructions of table 1, the median across strata of the absolute within-stratum Spearman rank correlation of ΔT with aortic PWV (a) and of RI with peripheral vascular resistance (b). The dashed line is the criterion frozen before the run (predicted sign in all 6 strata and median |ρ| ≥ 0.30; ΔT × aortic PWV negative, RI × peripheral vascular resistance positive; magnitudes shown). Filled markers have the predicted sign in all 6 strata required by the criterion; open markers do not. The x/y beside a marker is the number of strata with the predicted sign over the number of strata with at least 8 subjects. The rebuilt skew-Gaussian route accepted 2 of 4,374 subjects, so tiers A and B could not be evaluated and only tier C is plotted; for the rebuilt gamma route tier A (accepted 103) and tier C are joined by a thin line. In tier A of the gamma route only four strata had at least 8 subjects, hence the denominator 4, and the 6-stratum criterion cannot be met there (lab_log entry 12). The positive control (model-derived pulse transit time × aortic PWV) tests whether the table is valid at all; its own requirement is median |ρ| ≥ 0.5 with the predicted sign in every stratum (gate0_rules_v2.md), which it met. The positive control has no RI entry (—) and the RI of the early amplitude ratio was not evaluated. Verdicts (pass or fail) are not written in the figure; they are given in table 1.</w:t>
+        <w:t>What is shown: for the decision test (PWDB, 4,374 virtual subjects, six age strata) and each of the six index constructions of table 2, the median across strata of the absolute within-stratum Spearman rank correlation of ΔT with aortic PWV (a) and of RI with peripheral vascular resistance (b). The dashed line is the criterion frozen before the run (predicted sign in all 6 strata and median |ρ| ≥ 0.30; ΔT × aortic PWV negative, RI × peripheral vascular resistance positive; magnitudes shown). Filled markers have the predicted sign in all 6 strata required by the criterion; open markers do not. The x/y beside a marker is the number of strata with the predicted sign over the number of strata with at least 8 subjects. The rebuilt skew-Gaussian route accepted 2 of 4,374 subjects, so tiers A and B could not be evaluated and only tier C is plotted; for the rebuilt gamma route tier A (accepted 103) and tier C are joined by a thin line. In tier A of the gamma route only four strata had at least 8 subjects, hence the denominator 4, and the 6-stratum criterion cannot be met there (lab_log entry 12). The positive control (model-derived pulse transit time × aortic PWV) tests whether the table is valid at all; its own requirement is median |ρ| ≥ 0.5 with the predicted sign in every stratum (gate0_rules_v2.md), which it met (short dotted line on its row in (a)). The positive control has no RI entry (—) and the RI of the early amplitude ratio was not evaluated. Verdicts (pass or fail) are not written in the figure; they are given in table 2. The positive control stays at its value because 22.2% (972 subjects) of the supplied transit times are one period short; corrected, it is 0.986 (post hoc; the table stays valid; lab_log entry 120). Of the fits accepted by the gamma route, 87.4% lie on a search bound and widening the bounds gives 0.119 for ΔT in tier A (script 27; roadmap_v1.md §9).</w:t>
       </w:r>
     </w:p>
     <w:p>
@@ -141,7 +141,7 @@
           <w:b w:val="0"/>
           <w:sz w:val="19"/>
         </w:rPr>
-        <w:t>Source: table 1 of 02_tables.md (the decision table of docs/research/roadmap_v1.md §9; lab_log entry 12). Frozen version: script 20 20_pwdb_validity.py (data/pwdb/pwdb_indices.csv; lab_log 2026-09-03, results of study 0). Fiducial-point analysis and positive control: script 23 23_pwdb_landmarks.py (lab_log 2026-09-03, correction of the verdict). Rebuilt version and early amplitude ratio: script 26 26_pwdb_compare.py (data/pwdb/pwdb_compare.csv, pwdb_compare_report.txt; lab_log entry 12); script 27 27_threshold_sensitivity.py gives the threshold sensitivity, not the values of table 1. All numbers are read from data/paper2_numbers.json by build_fig_judgement.py.</w:t>
+        <w:t>Source: table 1 of 02_tables.md (the decision table of docs/research/roadmap_v1.md §9; lab_log entry 12). Frozen version: script 20 20_pwdb_validity.py (data/pwdb/pwdb_indices.csv; lab_log 2026-09-03, results of study 0). Fiducial-point analysis and positive control: script 23 23_pwdb_landmarks.py (lab_log 2026-09-03, correction of the verdict). Rebuilt version and early amplitude ratio: script 26 26_pwdb_compare.py (data/pwdb/pwdb_compare.csv, pwdb_compare_report.txt; lab_log entry 12); script 27 27_threshold_sensitivity.py gives the threshold sensitivity, not the values of the decision table. All numbers are read from data/paper2_numbers.json by build_fig_judgement.py.</w:t>
       </w:r>
     </w:p>
     <w:p>
@@ -164,7 +164,7 @@
       <w:r>
         <w:drawing>
           <wp:inline xmlns:a="http://schemas.openxmlformats.org/drawingml/2006/main" xmlns:pic="http://schemas.openxmlformats.org/drawingml/2006/picture">
-            <wp:extent cx="5400000" cy="3909600"/>
+            <wp:extent cx="5297423" cy="3825239"/>
             <wp:docPr id="2" name="Picture 2"/>
             <wp:cNvGraphicFramePr>
               <a:graphicFrameLocks noChangeAspect="1"/>
@@ -185,7 +185,7 @@
                   <pic:spPr>
                     <a:xfrm>
                       <a:off x="0" y="0"/>
-                      <a:ext cx="5400000" cy="3909600"/>
+                      <a:ext cx="5297423" cy="3825239"/>
                     </a:xfrm>
                     <a:prstGeom prst="rect"/>
                   </pic:spPr>
@@ -203,7 +203,7 @@
           <w:b/>
           <w:sz w:val="20"/>
         </w:rPr>
-        <w:t>Figure 2. Within-stratum main effect of each varied factor (table 2) and single-factor sweeps (table 2b): descriptive analyses planned before the run.</w:t>
+        <w:t>Figure 2. Within-stratum main effect of each varied factor (table 3) and single-factor sweeps (table 3b): descriptive analyses planned before the run.</w:t>
       </w:r>
     </w:p>
     <w:p>
@@ -213,7 +213,7 @@
           <w:b w:val="0"/>
           <w:sz w:val="19"/>
         </w:rPr>
-        <w:t>What is shown: (a) main effect of each of the 6 factors (Aortic diameter, Heart rate, Ejection time, Mean arterial pressure, Pulse wave velocity, Stroke volume) on 4 indices (Fiducial-point ΔT, Decomposition ΔT (frozen), Decomposition RI (frozen), Early amplitude ratio), computed within each age stratum as the mean at +1 SD minus the mean at −1 SD of the factor, divided by the stratum mean (%). Fill and hatch distinguish the indices; for the two decomposition indices the within-stratum Spearman ρ between factor and index, as given in table 2, is written in parentheses at the end of the bar. (b) Single-factor sweeps: the stratum median of decomposition ΔT (ms, top) and RI (bottom) when one factor is moved across −1 SD, reference and +1 SD while the other five are held at reference. The response to pulse wave velocity (blue) folds back most: ΔT moves opposite to the prediction on the −1 SD side (332.3 → 352.8 → 251.2) and RI is U-shaped (0.325 → 0.254 → 0.647). For ΔT the mean arterial pressure row also folds back slightly (337.2 → 352.8 → 348.7; lab_log entry 113). The blue numbers are the three values for pulse wave velocity.</w:t>
+        <w:t>What is shown: (a) main effect of each of the 6 factors (Aortic diameter, Heart rate, Ejection time, Mean arterial pressure, Pulse wave velocity, Stroke volume) on 4 indices (Fiducial-point ΔT, Decomposition ΔT (frozen), Decomposition RI (frozen), Early amplitude ratio), computed within each age stratum as the mean at +1 SD minus the mean at −1 SD of the factor, divided by the stratum mean (%). Fill and hatch distinguish the indices; for the two decomposition indices the within-stratum Spearman ρ between factor and index, as given in table 3, is written in parentheses at the end of the bar. (b) Single-factor sweeps: the stratum median of decomposition ΔT (ms, top) and RI (bottom) when one factor is moved across −1 SD, reference and +1 SD while the other five are held at reference. The response to pulse wave velocity (blue) folds back most: ΔT moves opposite to the prediction on the −1 SD side (332.3 → 352.8 → 251.2) and RI is U-shaped (0.325 → 0.254 → 0.647). For ΔT the mean arterial pressure row also folds back slightly (337.2 → 352.8 → 348.7; lab_log entry 113). The blue numbers are the three values for pulse wave velocity.</w:t>
       </w:r>
     </w:p>
     <w:p>
@@ -223,7 +223,7 @@
           <w:b w:val="0"/>
           <w:sz w:val="19"/>
         </w:rPr>
-        <w:t>Source: tables 2 and 2b of 02_tables.md (docs/research/roadmap_v1.md §9). Script 20 20_pwdb_validity.py (data/pwdb/pwdb_indices.csv; lab_log 2026-09-03, results of study 0, tables of main effects and single-factor sweeps); the fiducial-point ΔT column from script 23 23_pwdb_landmarks.py (lab_log 2026-09-03, correction of the verdict); the early amplitude ratio column from script 26 26_pwdb_compare.py (lab_log entry 12, table 3). All numbers are read from data/paper2_numbers.json by build_fig_effects.py.</w:t>
+        <w:t>Source: tables 2 and 2b of 02_tables.md (tables 3 and 3b of this set; docs/research/roadmap_v1.md §9). Script 20 20_pwdb_validity.py (data/pwdb/pwdb_indices.csv; lab_log 2026-09-03, results of study 0, tables of main effects and single-factor sweeps); the fiducial-point ΔT column from script 23 23_pwdb_landmarks.py (lab_log 2026-09-03, correction of the verdict); the early amplitude ratio column from script 26 26_pwdb_compare.py (lab_log entry 12, table 3). All numbers are read from data/paper2_numbers.json by build_fig_effects.py.</w:t>
       </w:r>
     </w:p>
     <w:p>
@@ -234,11 +234,6 @@
           <w:sz w:val="19"/>
         </w:rPr>
         <w:t>Descriptive, planned before the run (the row 'mechanism (descriptive)' of the prespecified criteria of 2026-09-03); not used for the decision.</w:t>
-      </w:r>
-    </w:p>
-    <w:p>
-      <w:r>
-        <w:br w:type="page"/>
       </w:r>
     </w:p>
     <w:p>
@@ -922,7 +917,7 @@
                 <w:b w:val="0"/>
                 <w:sz w:val="18"/>
               </w:rPr>
-              <w:t>0.571 (6/6)</w:t>
+              <w:t>0.571 (6/6); 22.2% (972) of the supplied transit times are off by one period; corrected, 0.986 (post hoc; the table stays valid)</w:t>
             </w:r>
           </w:p>
         </w:tc>
@@ -937,7 +932,7 @@
                 <w:b w:val="0"/>
                 <w:sz w:val="18"/>
               </w:rPr>
-              <w:t>pass; the table is valid</w:t>
+              <w:t>passed; the table is valid</w:t>
             </w:r>
           </w:p>
         </w:tc>
@@ -1290,7 +1285,7 @@
                 <w:b w:val="0"/>
                 <w:sz w:val="18"/>
               </w:rPr>
-              <w:t>The skew-Gaussian route fails at every threshold; the gamma route splits in both part A and part B</w:t>
+              <w:t>The skew-Gaussian route fails at every threshold; the gamma route splits in both part A and part B (87.4% of its accepted fits lie on a search bound; widening the bounds gives 0.119 for ΔT in tier A)</w:t>
             </w:r>
           </w:p>
         </w:tc>
@@ -2120,6 +2115,15 @@
               </w:rPr>
               <w:t>Model-derived pulse transit time (positive control)</w:t>
             </w:r>
+            <w:r>
+              <w:rPr>
+                <w:rFonts w:ascii="Times New Roman" w:hAnsi="Times New Roman" w:eastAsia="Times New Roman"/>
+                <w:b w:val="0"/>
+                <w:sz w:val="20"/>
+                <w:vertAlign w:val="superscript"/>
+              </w:rPr>
+              <w:t>d</w:t>
+            </w:r>
           </w:p>
         </w:tc>
         <w:tc>
@@ -2163,7 +2167,7 @@
                 <w:b w:val="0"/>
                 <w:sz w:val="20"/>
               </w:rPr>
-              <w:t>pass</w:t>
+              <w:t>passed</w:t>
             </w:r>
           </w:p>
         </w:tc>
@@ -2221,6 +2225,24 @@
           <w:sz w:val="20"/>
         </w:rPr>
         <w:t xml:space="preserve"> The two rebuilt-version rows accepted few beats and are given by tier. Tier A, subjects accepted by the method itself; tier B, subjects accepted by every compared method; tier C, all subjects regardless of acceptance</w:t>
+      </w:r>
+    </w:p>
+    <w:p>
+      <w:r>
+        <w:rPr>
+          <w:rFonts w:ascii="Times New Roman" w:hAnsi="Times New Roman" w:eastAsia="Times New Roman"/>
+          <w:sz w:val="20"/>
+          <w:vertAlign w:val="superscript"/>
+        </w:rPr>
+        <w:t>d</w:t>
+      </w:r>
+      <w:r>
+        <w:rPr>
+          <w:rFonts w:ascii="Times New Roman" w:hAnsi="Times New Roman" w:eastAsia="Times New Roman"/>
+          <w:b w:val="0"/>
+          <w:sz w:val="20"/>
+        </w:rPr>
+        <w:t xml:space="preserve"> The positive control stays at 0.571 because 22.2% (972 subjects) of the supplied transit times are one period short; corrected, it is 0.986 (post hoc, exploratory; the table stays valid; lab_log entry 120). Of the fits accepted by the rebuilt gamma route, 87.4% lie on a search bound; widening the bounds gives 0.119 for ΔT in tier A (script 27; docs/research/roadmap_v1.md §9).</w:t>
       </w:r>
     </w:p>
     <w:p>
@@ -2870,7 +2892,7 @@
           <w:b w:val="0"/>
           <w:sz w:val="20"/>
         </w:rPr>
-        <w:t xml:space="preserve"> Bold, the rows and columns contrasted in the text (pulse wave velocity and heart rate). For fiducial-point ΔT the pulse-wave-velocity column is 12 times the heart-rate column; for decomposition ΔT only 1.6 times. In rank terms decomposition ΔT follows heart rate (−0.54) more than pulse wave velocity (−0.26).</w:t>
+        <w:t xml:space="preserve"> Bold, the rows and columns contrasted in the text (pulse wave velocity and heart rate). For fiducial-point ΔT the pulse-wave-velocity row is 12 times the heart-rate row; for decomposition ΔT only 1.6 times. In rank terms decomposition ΔT follows heart rate (−0.54) more than pulse wave velocity (−0.26).</w:t>
       </w:r>
     </w:p>
     <w:p>
@@ -6301,7 +6323,7 @@
           <w:b w:val="0"/>
           <w:sz w:val="20"/>
         </w:rPr>
-        <w:t>What the analyses showed, what was changed, and what was predicted before each run. Table 6 onward is exploratory and post hoc.</w:t>
+        <w:t>What the analyses showed, what was changed, and what was predicted before each run. Table 4 onward is exploratory and post hoc and is not used for the decision.</w:t>
       </w:r>
     </w:p>
     <w:p/>
@@ -6309,7 +6331,7 @@
       <w:r>
         <w:drawing>
           <wp:inline xmlns:a="http://schemas.openxmlformats.org/drawingml/2006/main" xmlns:pic="http://schemas.openxmlformats.org/drawingml/2006/picture">
-            <wp:extent cx="5400000" cy="6314126"/>
+            <wp:extent cx="5400000" cy="6701242"/>
             <wp:docPr id="3" name="Picture 3"/>
             <wp:cNvGraphicFramePr>
               <a:graphicFrameLocks noChangeAspect="1"/>
@@ -6330,7 +6352,7 @@
                   <pic:spPr>
                     <a:xfrm>
                       <a:off x="0" y="0"/>
-                      <a:ext cx="5400000" cy="6314126"/>
+                      <a:ext cx="5400000" cy="6701242"/>
                     </a:xfrm>
                     <a:prstGeom prst="rect"/>
                   </pic:spPr>
@@ -6358,7 +6380,27 @@
           <w:b w:val="0"/>
           <w:sz w:val="19"/>
         </w:rPr>
-        <w:t>What is shown: dated milestones (7 in the upper lane, 8 in the lower lane). Upper boxes record rules, thresholds and predictions fixed before the run; lower boxes record the result of that run. The lower boxes on 3 and 6 September 2026 report the prespecified decisions as recorded ('met' / 'not met' are copied from the record; the figure makes no new judgement). Boxes marked † are exploratory, post hoc analyses run after the decision test and are not used for the decision. Date spacing is not to scale.</w:t>
+        <w:t>What is shown: dated milestones (7 in the upper lane, 8 in the lower lane). Upper boxes record rules, thresholds and predictions fixed before the run; lower boxes record the result of that run, with the numbers that show it from the second line on. The lower boxes on 3 and 6 September 2026 report the prespecified decisions as recorded ('pass' / 'fail' are copied from the record; the figure makes no new judgement). Boxes marked † are exploratory, post hoc analyses run after the decision test and are not used for the decision. Date spacing is not to scale.</w:t>
+      </w:r>
+    </w:p>
+    <w:p>
+      <w:r>
+        <w:rPr>
+          <w:rFonts w:ascii="Times New Roman" w:hAnsi="Times New Roman" w:eastAsia="Times New Roman"/>
+          <w:b w:val="0"/>
+          <w:sz w:val="19"/>
+        </w:rPr>
+        <w:t>Order on 15 September 2026 (the five records of that day that bear on this figure, in the order of the lab-log entries): entry 139 listed candidate remedies for the diastolic decline, of which (3) was 'truncate the fit at 0.65T, or fit in the first-derivative domain' (before any real data were fitted). Entry 141 diagnosed the frozen fit on synthetic beats and read the Δμ lower bound as the main cause. Entry 143 fixed the predictions P6–P10 for the refit (part C). Entry 144 fitted five variants to the 4,374 subjects: P6–P9 no (P10, a wiring check, yes); no beat sat at the Δμ lower bound, so the reading from the synthetic beats was refuted; the unpredicted variant (6), the 0.65T truncation combined with a Δμ lower bound of 0.01 s, gave the highest |ρ|. Entry 145 agreed that the main fraction stays at 0.65T and is not re-selected (0.55T and 0.75T only as a sensitivity description); the second line of the upper box on 15 September is this agreement, written after the 5-variant run and before the 9-variant run. The value 0.65 comes from candidate (3) of entry 139; the same value is the notch search limit NOTCH_MAX_FRAC (analysis/src/pda2.py) of the rebuilt fiducial-point detection. Entries 144 and 145 gave its source as 'script 24 and entry 139', but script 24 (24_pwdb_pda_ablation.py) contains 0.60·T and not 0.65 (corrected in lab-log entry 162).</w:t>
+      </w:r>
+    </w:p>
+    <w:p>
+      <w:r>
+        <w:rPr>
+          <w:rFonts w:ascii="Times New Roman" w:hAnsi="Times New Roman" w:eastAsia="Times New Roman"/>
+          <w:b w:val="0"/>
+          <w:sz w:val="19"/>
+        </w:rPr>
+        <w:t>Optimism from selection: the better versions in the boxes of 16–17 September were chosen post hoc from the 14 versions fitted, so their values are optimistic.</w:t>
       </w:r>
     </w:p>
     <w:p>
@@ -6401,7 +6443,7 @@
       <w:r>
         <w:drawing>
           <wp:inline xmlns:a="http://schemas.openxmlformats.org/drawingml/2006/main" xmlns:pic="http://schemas.openxmlformats.org/drawingml/2006/picture">
-            <wp:extent cx="5400000" cy="4438191"/>
+            <wp:extent cx="5334000" cy="4331208"/>
             <wp:docPr id="4" name="Picture 4"/>
             <wp:cNvGraphicFramePr>
               <a:graphicFrameLocks noChangeAspect="1"/>
@@ -6422,7 +6464,7 @@
                   <pic:spPr>
                     <a:xfrm>
                       <a:off x="0" y="0"/>
-                      <a:ext cx="5400000" cy="4438191"/>
+                      <a:ext cx="5334000" cy="4331208"/>
                     </a:xfrm>
                     <a:prstGeom prst="rect"/>
                   </pic:spPr>
@@ -6440,7 +6482,7 @@
           <w:b/>
           <w:sz w:val="20"/>
         </w:rPr>
-        <w:t>Figure 4. Three fits superimposed on one synthetic beat (illustration, not PWDB): why the frozen fit misses the peak of the synthetic reflected wave, and where the truncated fit (6b, 0.65T) and the derivative-domain fit (9) place the second component.</w:t>
+        <w:t>Figure 4. Three fits superimposed on one synthetic beat (illustration, not PWDB): position of the second component relative to the peak of the synthetic reflected wave.</w:t>
       </w:r>
     </w:p>
     <w:p>
@@ -6450,7 +6492,7 @@
           <w:b w:val="0"/>
           <w:sz w:val="19"/>
         </w:rPr>
-        <w:t>What is shown: rows are synthetic beats (top: type-3-like, reflected-wave arrival parameter 0.10 s, overlapping systole; bottom: type-1-like, arrival parameter 0.28 s, separated; reservoir time constant 0.45 s in both), columns are the fit variants. Each panel shows the fitted signal (normalised synthetic beat, black), component 1 (grey dashed, open circle at its peak), component 2 (colour per column, marker at its peak) and the peaks of the synthetic forward and reflected waves (two dotted lines). In the truncation column the region beyond 0.65T is hatched (not fitted). The panel title gives ΔT = peak of component 2 − peak of component 1, and the true value = peak of the synthetic reflected wave − peak of the forward wave (the spacing of the two dotted lines).</w:t>
+        <w:t>What is shown: rows are synthetic beats (top: type-3-like, reflected-wave arrival parameter 0.10 s, overlapping systole; bottom: type-1-like, arrival parameter 0.28 s, separated; reservoir time constant 0.45 s in both), columns are the fit variants of table 8 ((0) frozen; (6b) truncated at 0.65 of the beat length T; (9) residual taken in the first-derivative domain). Each panel shows the fitted signal (normalised synthetic beat, thick black line), component 1 (short grey dashes, open circle at its peak), component 2 (colour and line style per column: (0) solid, (6b) long dashes, (9) dash-dot; marker at its peak) and the peaks of the synthetic forward and reflected waves (two dotted lines). In the truncation column the region beyond 0.65T is hatched (not fitted). T, beat length. The panel title gives ΔT = peak of component 2 − peak of component 1, and the true value = peak of the synthetic reflected wave − peak of the forward wave (the spacing of the two dotted lines).</w:t>
       </w:r>
     </w:p>
     <w:p>
@@ -6472,15 +6514,13 @@
         </w:rPr>
         <w:t>The numbers in the panel titles come from the synthetic beat only, not from the 4,374 PWDB subjects.</w:t>
       </w:r>
-    </w:p>
-    <w:p>
       <w:r>
         <w:rPr>
           <w:rFonts w:ascii="Times New Roman" w:hAnsi="Times New Roman" w:eastAsia="Times New Roman"/>
           <w:b w:val="0"/>
           <w:sz w:val="19"/>
         </w:rPr>
-        <w:t>Fitted values (ms; the self-test checks agreement with fit_kind of script 50 within 0.5 ms, and the frozen column also against (0), the frozen implementation itself in src/pda.py): type3: true 78.0, frozen 174.9, trunc08 143.2, deriv 111.9 type1: true 310.0, frozen 308.9, trunc08 322.6, deriv 315.9</w:t>
+        <w:t xml:space="preserve"> The reading drawn from the synthetic beats, that the lower bound on the position of the frozen fit's second component (Δμ ≥ 0.08 s) was the main cause (lab-log entry 141), was refuted when the 4,374 PWDB subjects were refitted: not a single beat sat at that bound (entry 144; note to table 8). Even in the synthetic type-3-like beats, all 7 beats at the edge of the search range had the second component's skewness at its upper limit, and only 2 of the 7 were at the Δμ bound (continuation of entry 144). The figure illustrates where the two versions that exclude the diastolic decline from the fit place the second component; it does not establish the mechanism.</w:t>
       </w:r>
     </w:p>
     <w:p>
@@ -6490,7 +6530,27 @@
           <w:b w:val="0"/>
           <w:sz w:val="19"/>
         </w:rPr>
-        <w:t>Source: analysis/scripts/50_reservoir_bench.py section A (synth_beat, _bounds, _frozen_starts, _model, _components and the solution rule of fit_kind). Design and findings of the synthetic beats: lab-log entry 141; alignment of starts and solution rule with the frozen fit: entry 143. Results of (6b) and (9) on PWDB: 02_tables.md Tables 6 and 6c (script 50 section C; docs/research/results/50_reservoir_bench_C14.txt and others; entries 146, 152, 158). This file is not in the present working tree (lab-log entry 152 records it as output on Mac 1; the numbers were taken through 02_tables.md).</w:t>
+        <w:t>The frozen column was drawn with variant (1) of script 50, a copy of the frozen implementation (0) in src/pda.py with the same search range, starts and solution rule; the self-test checks its result against (0).</w:t>
+      </w:r>
+    </w:p>
+    <w:p>
+      <w:r>
+        <w:rPr>
+          <w:rFonts w:ascii="Times New Roman" w:hAnsi="Times New Roman" w:eastAsia="Times New Roman"/>
+          <w:b w:val="0"/>
+          <w:sz w:val="19"/>
+        </w:rPr>
+        <w:t>Fitted values (ms; the self-test checks agreement with fit_kind of script 50 within 0.5 ms): type-3-like: true 78.0; (0) Frozen 174.9; (6b) Truncate at 0.65T 143.2; (9) Derivative domain 111.9 type-1-like: true 310.0; (0) Frozen 308.9; (6b) Truncate at 0.65T 322.6; (9) Derivative domain 315.9</w:t>
+      </w:r>
+    </w:p>
+    <w:p>
+      <w:r>
+        <w:rPr>
+          <w:rFonts w:ascii="Times New Roman" w:hAnsi="Times New Roman" w:eastAsia="Times New Roman"/>
+          <w:b w:val="0"/>
+          <w:sz w:val="19"/>
+        </w:rPr>
+        <w:t>Source: analysis/scripts/50_reservoir_bench.py section A (synth_beat, _bounds, _frozen_starts, _model, _components and the solution rule of fit_kind). Design and findings of the synthetic beats: lab-log entry 141; alignment of starts and solution rule with the frozen fit: entry 143; refutation on real data: entry 144. Results of (6b) and (9) on PWDB: tables 6 and 6c of 02_tables.md (table 8 and table 9 of this set; script 50 section C; docs/research/results/50_reservoir_bench_C14.txt and others; entries 146, 152, 158). This file is not in the present working tree (lab-log entry 152 records it as output on Mac 1; the numbers were taken through 02_tables.md).</w:t>
       </w:r>
     </w:p>
     <w:p>
@@ -6511,11 +6571,6 @@
           <w:sz w:val="19"/>
         </w:rPr>
         <w:t>Script: docs/manuscript/paper2/figtab/build_fig_synthetic.py.</w:t>
-      </w:r>
-    </w:p>
-    <w:p>
-      <w:r>
-        <w:br w:type="page"/>
       </w:r>
     </w:p>
     <w:p>
@@ -6547,7 +6602,7 @@
           <w:sz w:val="20"/>
           <w:vertAlign w:val="superscript"/>
         </w:rPr>
-        <w:t>a, b, c, d, e</w:t>
+        <w:t>a, b, c, d, e, f, g</w:t>
       </w:r>
       <w:r>
         <w:rPr>
@@ -7106,7 +7161,7 @@
           <w:b w:val="0"/>
           <w:sz w:val="20"/>
         </w:rPr>
-        <w:t xml:space="preserve"> Subjects as in the decision test (4,374); waveform type by pda2.find_landmarks (type 1, dicrotic notch and diastolic peak present as extrema; type 3, no extrema, but the inflection point of the descending limb can stand in; type 4, neither found). Six age strata, at least 8 subjects per stratum. Median |ρ|; in parentheses, the number of strata with the predicted sign. The three left columns are ΔT × aortic PWV (predicted sign negative; positive for the early amplitude ratio), the two right columns RI × peripheral vascular resistance (positive).</w:t>
+        <w:t xml:space="preserve"> Subjects as in the decision test (4,374); waveform type by pda2.find_landmarks (type 1, dicrotic notch and diastolic peak present as extrema; type 3, no extrema, but the inflection point of the descending limb can stand in; type 4, neither found). Six age strata, at least 8 subjects per stratum. Median |ρ|; in parentheses, the number of strata with the predicted sign. The three left columns are ΔT × aortic PWV (predicted sign negative; positive for the early amplitude ratio), the two right columns RI × peripheral vascular resistance (positive). Fiducial-point values of type 4 are computed on the 72 of 105 subjects with supplied fiducial points (lab_log entries 137, 138).</w:t>
       </w:r>
     </w:p>
     <w:p>
@@ -7125,6 +7180,42 @@
           <w:sz w:val="20"/>
         </w:rPr>
         <w:t xml:space="preserve"> Bold, criterion met (median |ρ| ≥ 0.30 with the predicted sign in every stratum).</w:t>
+      </w:r>
+    </w:p>
+    <w:p>
+      <w:r>
+        <w:rPr>
+          <w:rFonts w:ascii="Times New Roman" w:hAnsi="Times New Roman" w:eastAsia="Times New Roman"/>
+          <w:sz w:val="20"/>
+          <w:vertAlign w:val="superscript"/>
+        </w:rPr>
+        <w:t>f</w:t>
+      </w:r>
+      <w:r>
+        <w:rPr>
+          <w:rFonts w:ascii="Times New Roman" w:hAnsi="Times New Roman" w:eastAsia="Times New Roman"/>
+          <w:b w:val="0"/>
+          <w:sz w:val="20"/>
+        </w:rPr>
+        <w:t xml:space="preserve"> The correlation in all subjects includes the mixing of types: fiducial-point ΔT is 0.710 in all subjects but 0.343 in type 1 and 0.430 in type 3. Within an age stratum, type 1 (notch retained) and type 3 (notch lost) separate and the type itself is a function of stiffness, so the difference between types raises the value in all subjects. This is part of the index reflecting stiffness, not a defect, but within a fixed type the association is weaker than in all subjects.</w:t>
+      </w:r>
+    </w:p>
+    <w:p>
+      <w:r>
+        <w:rPr>
+          <w:rFonts w:ascii="Times New Roman" w:hAnsi="Times New Roman" w:eastAsia="Times New Roman"/>
+          <w:sz w:val="20"/>
+          <w:vertAlign w:val="superscript"/>
+        </w:rPr>
+        <w:t>g</w:t>
+      </w:r>
+      <w:r>
+        <w:rPr>
+          <w:rFonts w:ascii="Times New Roman" w:hAnsi="Times New Roman" w:eastAsia="Times New Roman"/>
+          <w:b w:val="0"/>
+          <w:sz w:val="20"/>
+        </w:rPr>
+        <w:t xml:space="preserve"> Predictions fixed before the run (lab_log entry 136): (P1) fiducial-point ΔT × aortic PWV has median |ρ| ≥ 0.30 and a negative sign in every stratum in both types 1 and 3; (P2) frozen ΔT (tier A) differs from fiducial-point ΔT by a median |difference| below 5 ms with |ρ| ≥ 0.30 in type 1, and by at least 20 ms with |ρ| below 0.30 in type 3; (P3) frozen RI (tier A) is within 0.01 of fiducial-point RI with |ρ| within 0.05 in type 1, and does not agree in type 3; (P4) type 4 has at most 3 strata with at least 8 subjects; (P5) the share of type 1 falls monotonically with age. Only P4 was met (P1, P2, P3 and P5 were not; lab_log entry 137).</w:t>
       </w:r>
     </w:p>
     <w:p>
@@ -7226,7 +7317,7 @@
                 <w:b/>
                 <w:sz w:val="20"/>
               </w:rPr>
-              <w:t>Width of peripheral vascular resistance</w:t>
+              <w:t>Width of peripheral vascular resistance [Pa·s/m³]</w:t>
             </w:r>
           </w:p>
         </w:tc>
@@ -7639,7 +7730,7 @@
           <w:b w:val="0"/>
           <w:sz w:val="20"/>
         </w:rPr>
-        <w:t xml:space="preserve"> Type-1 values must not be read as a failure of the methods: restricted to type 1, aortic PWV barely varies within an age stratum. The interquartile range was taken per age stratum and its median across strata is shown (units as distributed with PWDB). This table was made after the weakness of type 1 was seen; no prediction was fixed and no test is made. Bold, the values contrasted in the text.</w:t>
+        <w:t xml:space="preserve"> Type-1 values must not be read as a failure of the methods: restricted to type 1, aortic PWV barely varies within an age stratum. The interquartile range was taken per age stratum and its median across strata is shown (units as distributed with PWDB: aortic PWV in m/s, peripheral vascular resistance in Pa·s/m³). This table was made after the weakness of type 1 was seen; no prediction was fixed and no test is made. Bold, the values contrasted in the text.</w:t>
       </w:r>
     </w:p>
     <w:p>
@@ -8483,7 +8574,7 @@
                 <w:b w:val="0"/>
                 <w:sz w:val="18"/>
               </w:rPr>
-              <w:t>Candidate (3) of entry 139; 0.65 was set (script 24, entry 139) before real data were seen (entry 145)</w:t>
+              <w:t>Candidate (3) of entry 139; 0.65 fixed before fitting real data; equals the notch search limit (entries 139, 145)</w:t>
             </w:r>
           </w:p>
         </w:tc>
@@ -9053,6 +9144,98 @@
                 <w:sz w:val="18"/>
               </w:rPr>
               <w:t>Reference for type 3; tier B is a subset favourable to decomposition, hence below tier C (entry 158)</w:t>
+            </w:r>
+          </w:p>
+        </w:tc>
+      </w:tr>
+      <w:tr>
+        <w:tc>
+          <w:tcPr>
+            <w:tcW w:type="dxa" w:w="2428"/>
+          </w:tcPr>
+          <w:p>
+            <w:r>
+              <w:rPr>
+                <w:rFonts w:ascii="Times New Roman" w:hAnsi="Times New Roman" w:eastAsia="Times New Roman"/>
+                <w:b w:val="0"/>
+                <w:sz w:val="18"/>
+              </w:rPr>
+              <w:t>(B) Tier B and noise (frozen, (6b), (9))</w:t>
+            </w:r>
+          </w:p>
+        </w:tc>
+        <w:tc>
+          <w:tcPr>
+            <w:tcW w:type="dxa" w:w="2428"/>
+          </w:tcPr>
+          <w:p>
+            <w:r>
+              <w:rPr>
+                <w:rFonts w:ascii="Times New Roman" w:hAnsi="Times New Roman" w:eastAsia="Times New Roman"/>
+                <w:b w:val="0"/>
+                <w:sz w:val="18"/>
+              </w:rPr>
+              <w:t>Common accepted subset of the three fits (tier B); refit with 1% and 2% white noise added</w:t>
+            </w:r>
+          </w:p>
+        </w:tc>
+        <w:tc>
+          <w:tcPr>
+            <w:tcW w:type="dxa" w:w="2428"/>
+          </w:tcPr>
+          <w:p>
+            <w:r>
+              <w:rPr>
+                <w:rFonts w:ascii="Times New Roman" w:hAnsi="Times New Roman" w:eastAsia="Times New Roman"/>
+                <w:b w:val="0"/>
+                <w:sz w:val="18"/>
+              </w:rPr>
+              <w:t>RI of (6b) met the criterion in tier A only (entry 149, question 1); noise untested (entry 148)</w:t>
+            </w:r>
+          </w:p>
+        </w:tc>
+        <w:tc>
+          <w:tcPr>
+            <w:tcW w:type="dxa" w:w="2428"/>
+          </w:tcPr>
+          <w:p>
+            <w:r>
+              <w:rPr>
+                <w:rFonts w:ascii="Times New Roman" w:hAnsi="Times New Roman" w:eastAsia="Times New Roman"/>
+                <w:b w:val="0"/>
+                <w:sz w:val="18"/>
+              </w:rPr>
+              <w:t>B ≥ 0.30 in all strata: fit quality; &lt; 0.10 above frozen: selection; noise: &lt; 0.30 at 1% (entry 153)</w:t>
+            </w:r>
+          </w:p>
+        </w:tc>
+        <w:tc>
+          <w:tcPr>
+            <w:tcW w:type="dxa" w:w="2428"/>
+          </w:tcPr>
+          <w:p>
+            <w:r>
+              <w:rPr>
+                <w:rFonts w:ascii="Times New Roman" w:hAnsi="Times New Roman" w:eastAsia="Times New Roman"/>
+                <w:b w:val="0"/>
+                <w:sz w:val="18"/>
+              </w:rPr>
+              <w:t>(6b) RI tier B 0.381; 1% 0.266; 2% 0.168. (9) pass rate 0.510, 0.326, 0.290</w:t>
+            </w:r>
+          </w:p>
+        </w:tc>
+        <w:tc>
+          <w:tcPr>
+            <w:tcW w:type="dxa" w:w="2428"/>
+          </w:tcPr>
+          <w:p>
+            <w:r>
+              <w:rPr>
+                <w:rFonts w:ascii="Times New Roman" w:hAnsi="Times New Roman" w:eastAsia="Times New Roman"/>
+                <w:b w:val="0"/>
+                <w:sz w:val="18"/>
+              </w:rPr>
+              <w:t>RI: fit quality and selection both; not noise-robust. Derivative: rule unmet at 1%, pass rate below at 2% (entry 158)</w:t>
             </w:r>
           </w:p>
         </w:tc>
@@ -9165,7 +9348,7 @@
       <w:r>
         <w:drawing>
           <wp:inline xmlns:a="http://schemas.openxmlformats.org/drawingml/2006/main" xmlns:pic="http://schemas.openxmlformats.org/drawingml/2006/picture">
-            <wp:extent cx="5400000" cy="5110109"/>
+            <wp:extent cx="5300472" cy="5172456"/>
             <wp:docPr id="5" name="Picture 5"/>
             <wp:cNvGraphicFramePr>
               <a:graphicFrameLocks noChangeAspect="1"/>
@@ -9186,7 +9369,7 @@
                   <pic:spPr>
                     <a:xfrm>
                       <a:off x="0" y="0"/>
-                      <a:ext cx="5400000" cy="5110109"/>
+                      <a:ext cx="5300472" cy="5172456"/>
                     </a:xfrm>
                     <a:prstGeom prst="rect"/>
                   </pic:spPr>
@@ -9204,7 +9387,7 @@
           <w:b/>
           <w:sz w:val="20"/>
         </w:rPr>
-        <w:t>Figure 5. Association by variant: median within-age-stratum Spearman |ρ| of table 6 (type 3, n = 3,378) in tiers A and C.</w:t>
+        <w:t>Figure 5. Association by variant: median within-age-stratum Spearman |ρ| of table 8 (table 6 of 02_tables.md; type 3, n = 3,378) in tiers A and C.</w:t>
       </w:r>
     </w:p>
     <w:p>
@@ -9214,7 +9397,7 @@
           <w:b w:val="0"/>
           <w:sz w:val="19"/>
         </w:rPr>
-        <w:t>What is shown: for the 3,378 type-3 subjects (inflection only) among the 4,374 of the decision test, the 12 decomposition variants that change how the diastolic decline is treated, and the database-supplied fiducial-point analysis as a reference, in the order of table 6. Group headings follow variant_groups of labels.json (reference fits / add a term for the diastolic decline / exclude or down-weight the diastolic decline / reference); row labels are the short names (short_en) of the same file prefixed with the (n) numbering of table 6. (a) ΔT × aortic PWV; (b) RI × peripheral vascular resistance. In each row the open marker is tier A and the filled marker is tier C, joined by a thin line. The fraction beside a marker is the number of strata with the predicted sign over the number of strata evaluated. The dashed line is the criterion 0.30. The fiducial-point analysis has tier C only (square); the dotted vertical line marks its value. The two right columns give the pass rate (fraction accepted by the same convergence checks as the frozen version, i.e. remaining in tier A) and the ΔT offset from the database-supplied fiducial point (ms, tier A). Verdicts are not written in the figure.</w:t>
+        <w:t>What is shown: for the 3,378 type-3 subjects (inflection only) among the 4,374 of the decision test, the 12 decomposition variants that change how the diastolic decline is treated, and the database-supplied fiducial-point analysis as a reference, in the order of table 8 ((4b) and (6) of the 14 versions fitted are omitted). Group headings follow variant_groups of labels.json (reference fits / add a term for the diastolic decline / exclude or down-weight the diastolic decline / reference); row labels are the short names (short_en) of the same file prefixed with the (n) numbering of table 8; T, beat length. (a) ΔT × aortic PWV; (b) RI × peripheral vascular resistance. In each row the open marker is tier A and the filled marker is tier C, joined by a thin line. The fraction beside a marker is the number of strata with the predicted sign over the number of strata evaluated. The dashed line is the criterion 0.30. The fiducial-point analysis has tier C only (square); the dotted vertical line marks its value. The two right columns give the pass rate (fraction accepted by the same convergence checks as the frozen version, i.e. remaining in tier A) and the ΔT offset from the database-supplied fiducial point (ms, tier A). Verdicts are not written in the figure. (4b) and (6), the versions with the delay bound relaxed to 0.01 s, are omitted because relaxing the bound barely changes the values (lab_log entries 144, 146); the better versions were chosen post hoc from 14, so their values are optimistic. The fiducial-point reference of 0.430 is the value within type 3; in all 4,374 subjects fiducial-point analysis gives 0.710 (table 2), and the all-subject values of the truncated fit are in table 8b. The main truncation fraction 0.65 comes from candidate (3) of lab_log entry 139, set before any real data were fitted; the same value is the notch search limit NOTCH_MAX_FRAC of the rebuilt fiducial-point detection.</w:t>
       </w:r>
     </w:p>
     <w:p>
@@ -9224,7 +9407,7 @@
           <w:b w:val="0"/>
           <w:sz w:val="19"/>
         </w:rPr>
-        <w:t>Source: table 6 of 02_tables.md. Script 50 analysis/scripts/50_reservoir_bench.py, part C (docs/research/results/50_reservoir_bench_BC.txt, 50_reservoir_bench_C14.txt; lab_log entries 144, 146, 147, 149, 151, 152). All numbers are read from data/paper2_numbers.json by build_fig_variants.py.</w:t>
+        <w:t>Source: table 6 of 02_tables.md (table 8 of this set). Script 50 analysis/scripts/50_reservoir_bench.py, part C (docs/research/results/50_reservoir_bench_BC.txt, 50_reservoir_bench_C14.txt; lab_log entries 144, 146, 147, 149, 151, 152). All numbers are read from data/paper2_numbers.json by build_fig_variants.py.</w:t>
       </w:r>
     </w:p>
     <w:p>
@@ -9257,7 +9440,7 @@
       <w:r>
         <w:drawing>
           <wp:inline xmlns:a="http://schemas.openxmlformats.org/drawingml/2006/main" xmlns:pic="http://schemas.openxmlformats.org/drawingml/2006/picture">
-            <wp:extent cx="5400000" cy="5489282"/>
+            <wp:extent cx="5311140" cy="5530659"/>
             <wp:docPr id="6" name="Picture 6"/>
             <wp:cNvGraphicFramePr>
               <a:graphicFrameLocks noChangeAspect="1"/>
@@ -9278,7 +9461,7 @@
                   <pic:spPr>
                     <a:xfrm>
                       <a:off x="0" y="0"/>
-                      <a:ext cx="5400000" cy="5489282"/>
+                      <a:ext cx="5311140" cy="5530659"/>
                     </a:xfrm>
                     <a:prstGeom prst="rect"/>
                   </pic:spPr>
@@ -9296,7 +9479,7 @@
           <w:b/>
           <w:sz w:val="20"/>
         </w:rPr>
-        <w:t>Figure 6. Robustness to noise: the three fits of table 6c (type 3) in tiers A, B and C at noise 0, 1 and 2 %.</w:t>
+        <w:t>Figure 6. Robustness to noise: the three fits of table 9 (table 6c of 02_tables.md; type 3) in tiers A, B and C at noise 0, 1 and 2 %.</w:t>
       </w:r>
     </w:p>
     <w:p>
@@ -9306,7 +9489,7 @@
           <w:b w:val="0"/>
           <w:sz w:val="19"/>
         </w:rPr>
-        <w:t>What is shown: for the 3,378 type-3 subjects (inflection only), the median within-age-stratum Spearman |ρ| of the frozen fit, the fit truncated at 0.65 of the beat length and the fit with the residual taken in the first-derivative domain, on beats without added noise and on beats with white Gaussian noise whose SD is 1 % or 2 % of the peak-to-trough pulse amplitude. Top row, ΔT × aortic PWV; bottom row, RI × peripheral vascular resistance. Columns, tiers A, B and C. Frozen fit, grey circles; truncation at 0.65T, blue squares; derivative domain, blue-green triangles. The fiducial-point analysis (database-supplied) exists in tiers B and C only and is computed from noise-free beats, so it is drawn as a vermilion dotted line with diamonds (the noise columns are therefore not a like-for-like comparison; its tier-B value changes with noise only because the common subset changes). The dashed grey line is the criterion 0.30. Numbers in the tier-A panels are the pass rates (fraction remaining in tier A) at noise 0 / 1 / 2 %. Tier B has 732 subjects (388 at 1 %, 323 at 2 %); table 6c describes it as the intersection of the subjects accepted by all three fits, a subset favourable to the decomposition. Tier C has the 3,378 type-3 subjects. Verdicts are not written in the figure.</w:t>
+        <w:t>What is shown: for the 3,378 type-3 subjects (inflection only), the median within-age-stratum Spearman |ρ| of the frozen fit, the fit truncated at 0.65 of the beat length and the fit with the residual taken in the first-derivative domain, on beats without added noise and on beats with white Gaussian noise whose SD is 1 % or 2 % of the peak-to-trough pulse amplitude. Top row, ΔT × aortic PWV; bottom row, RI × peripheral vascular resistance. Columns, tiers A, B and C. Frozen fit, grey circles; truncation at 0.65T, blue squares; derivative domain, blue-green triangles. The fiducial-point analysis (database-supplied) exists in tiers B and C only and is computed from noise-free beats, so it is placed at 0 % only, as an open vermilion diamond (a rerun of the fiducial points on the noisy beats has not been done; its tier-B values at 1 % and 2 %, which change only because the common subset changes, are in table 9). The dashed grey line is the criterion 0.30. Numbers in the tier-A panels are the pass rates (fraction remaining in tier A) at noise 0 / 1 / 2 %. Tier B has 732 subjects (388 at 1 %, 323 at 2 %); table 9 describes it as the intersection of the subjects accepted by all three fits, a subset favourable to the decomposition. Tier C has the 3,378 type-3 subjects. Verdicts are not written in the figure.</w:t>
       </w:r>
     </w:p>
     <w:p>
@@ -9316,7 +9499,7 @@
           <w:b w:val="0"/>
           <w:sz w:val="19"/>
         </w:rPr>
-        <w:t>Source: table 6c of 02_tables.md. Script analysis/scripts/50_reservoir_bench.py, part C (options --b-stage fb,trunc08,deriv, --noise 0.01, --noise 0.02); result files docs/research/results/50_reservoir_bench_B3.txt, 50_reservoir_bench_noise0.01.txt, 50_reservoir_bench_noise0.02.txt; lab_log entry 158. All numbers are read from data/paper2_numbers.json by build_fig_noise.py.</w:t>
+        <w:t>Source: table 6c of 02_tables.md (table 9 of this set). Script analysis/scripts/50_reservoir_bench.py, part C (options --b-stage fb,trunc08,deriv, --noise 0.01, --noise 0.02); result files docs/research/results/50_reservoir_bench_B3.txt, 50_reservoir_bench_noise0.01.txt, 50_reservoir_bench_noise0.02.txt; lab_log entry 158. All numbers are read from data/paper2_numbers.json by build_fig_noise.py.</w:t>
       </w:r>
     </w:p>
     <w:p>
@@ -9349,7 +9532,7 @@
       <w:r>
         <w:drawing>
           <wp:inline xmlns:a="http://schemas.openxmlformats.org/drawingml/2006/main" xmlns:pic="http://schemas.openxmlformats.org/drawingml/2006/picture">
-            <wp:extent cx="5400000" cy="4523337"/>
+            <wp:extent cx="5370575" cy="4623815"/>
             <wp:docPr id="7" name="Picture 7"/>
             <wp:cNvGraphicFramePr>
               <a:graphicFrameLocks noChangeAspect="1"/>
@@ -9370,7 +9553,7 @@
                   <pic:spPr>
                     <a:xfrm>
                       <a:off x="0" y="0"/>
-                      <a:ext cx="5400000" cy="4523337"/>
+                      <a:ext cx="5370575" cy="4623815"/>
                     </a:xfrm>
                     <a:prstGeom prst="rect"/>
                   </pic:spPr>
@@ -9388,7 +9571,7 @@
           <w:b/>
           <w:sz w:val="20"/>
         </w:rPr>
-        <w:t>Figure 7. Goodness of fit versus tracking of the reference quantity: (a) NRMSE against |ρ| from table 3; (b) pass rate against tier-C |ρ| from table 6.</w:t>
+        <w:t>Figure 7. Goodness of fit versus tracking of the reference quantity: (a) NRMSE against |ρ| from table 4; (b) pass rate against tier-C |ρ| from table 8.</w:t>
       </w:r>
     </w:p>
     <w:p>
@@ -9398,7 +9581,7 @@
           <w:b w:val="0"/>
           <w:sz w:val="19"/>
         </w:rPr>
-        <w:t>What is shown: (a) the sweep of basis functions and component counts (table 3; 98 type-1 beats, notch present, from 120 subjects; 4 strata with at least 8 beats). x, goodness of fit (median NRMSE, log scale; smaller residual to the left); y, median within-age-stratum Spearman |ρ| of ΔT with aortic PWV (all beats, i.e. tier C). Marker shape, basis family (● = Skewed Gaussian α∈[0,8] (frozen version); ■ = Gaussian (no skew); △ = Skewed Gaussian α∈[−8,8] (Basso form); ◆ = Gamma (frozen search range); ▽ = Gamma (wide search range)); number, component count (in parentheses, the number of strata with the predicted sign over the number of strata evaluated); points of one family are joined in order of component count. (b) the 12 variants that change how the diastolic decline is treated (table 6; the 3,378 type-3 subjects, 6 strata). x, pass rate (fraction accepted by the same convergence checks as the frozen version, i.e. remaining in tier A); y, tier-C |ρ|. Numbers are the (n) of table 6 ((0) Frozen; (2) Delay bound 0.01 s; (4) Reservoir term; (4c) Reservoir, τ ≥ 0.15 s; (3) Exponential decay; (7) Output convolution; (8) Two-stage deconvolution; (6b) Truncate at 0.65T; (6c) Truncate at 0.55T; (6d) Truncate at 0.75T; (6e) Truncate at 0.45 s; (9) Derivative domain), each followed by the number of strata with the predicted sign over the number of strata evaluated. Open circles, add a term for the diastolic decline; filled circles, exclude or down-weight the diastolic decline; grey squares, reference fits. The vermilion dotted line is the tier-C value of the database-supplied fiducial-point analysis (0.430). The grey dashed line in both panels is the criterion 0.30. (a) and (b) are different subject sets, so their values are not compared directly. Verdicts are not written in the figure.</w:t>
+        <w:t>What is shown: (a) the sweep of basis functions and component counts (table 4; 98 type-1 beats, notch present, from 120 subjects; 4 strata with at least 8 beats). x, goodness of fit (median NRMSE, log scale; smaller residual to the left); y, median within-age-stratum Spearman |ρ| of ΔT with aortic PWV (all beats, i.e. tier C). Marker shape, basis family (● = Skewed Gaussian α∈[0,8] (frozen version); ■ = Gaussian (no skew); △ = Skewed Gaussian α∈[−8,8] (Basso form); ◆ = Gamma (frozen search range); ▽ = Gamma (wide search range)); number, component count (in parentheses, the number of strata with the predicted sign over the number of strata evaluated); points of one family are joined in order of component count. Overlapping ◆3 and ▽3; ◆4 and ▽4; ●2 and △2 have the same component count and stratum count, so one label serves both. (b) the 12 variants that change how the diastolic decline is treated (table 8; (4b) and (6) of the 14 versions fitted are omitted; the 3,378 type-3 subjects, 6 strata). x, pass rate (fraction accepted by the same convergence checks as the frozen version, i.e. remaining in tier A); y, tier-C |ρ|. Numbers are the (n) of table 8 ((0) Frozen; (2) Delay bound 0.01 s; (4) Reservoir term; (4c) Reservoir, τ ≥ 0.15 s; (3) Exponential decay; (7) Output convolution; (8) Two-stage deconvolution; (6b) Truncate at 0.65T; (6c) Truncate at 0.55T; (6d) Truncate at 0.75T; (6e) Truncate at 0.45 s; (9) Derivative domain), each followed by the number of strata with the predicted sign over the number of strata evaluated. Open circles, add a term for the diastolic decline; filled circles, exclude or down-weight the diastolic decline; grey squares, reference fits. The vermilion dotted line is the tier-C value of the database-supplied fiducial-point analysis (0.430). The grey dashed line in both panels is the criterion 0.30. (a) and (b) are different subject sets, so their values are not compared directly. The better versions were chosen post hoc from 14, so their values are optimistic. Verdicts are not written in the figure.</w:t>
       </w:r>
     </w:p>
     <w:p>
@@ -9408,7 +9591,7 @@
           <w:b w:val="0"/>
           <w:sz w:val="19"/>
         </w:rPr>
-        <w:t>Source: table 3 of 02_tables.md (script 31 analysis/scripts/31_pwdb_basis_explore.py; result CSV data/pwdb/pwdb_basis_explore.csv on the Mac; lab_log entry 13) and table 6 (script 50 analysis/scripts/50_reservoir_bench.py, part C; docs/research/results/50_reservoir_bench_BC.txt, 50_reservoir_bench_C14.txt; lab_log entries 144, 146, 147, 149, 151, 152). All numbers are read from data/paper2_numbers.json by build_fig_tradeoff.py.</w:t>
+        <w:t>Source: table 3 of 02_tables.md (table 4 of this set; script 31 analysis/scripts/31_pwdb_basis_explore.py; result CSV data/pwdb/pwdb_basis_explore.csv on the Mac; lab_log entry 13) and table 6 of 02_tables.md (table 8 of this set; script 50 analysis/scripts/50_reservoir_bench.py, part C; docs/research/results/50_reservoir_bench_BC.txt, 50_reservoir_bench_C14.txt; lab_log entries 144, 146, 147, 149, 151, 152). All numbers are read from data/paper2_numbers.json by build_fig_tradeoff.py.</w:t>
       </w:r>
     </w:p>
     <w:p>
@@ -9429,11 +9612,6 @@
           <w:sz w:val="19"/>
         </w:rPr>
         <w:t>Post-hoc note: Exploratory, post hoc analysis; not used for the prespecified decision. Using an improved fit as a primary analysis would require a new preregistration.</w:t>
-      </w:r>
-    </w:p>
-    <w:p>
-      <w:r>
-        <w:br w:type="page"/>
       </w:r>
     </w:p>
     <w:p>
@@ -9461,7 +9639,7 @@
           <w:b w:val="0"/>
           <w:sz w:val="20"/>
         </w:rPr>
-        <w:t>Type-3 correlations when the handling of the diastolic decline is changed (exploratory, post hoc, 4,374 subjects)</w:t>
+        <w:t>Type-3 correlations when the handling of the diastolic decline is changed (exploratory, post hoc; type 3, 3,378 of the 4,374 subjects refitted)</w:t>
       </w:r>
       <w:r>
         <w:rPr>
@@ -9470,7 +9648,7 @@
           <w:sz w:val="20"/>
           <w:vertAlign w:val="superscript"/>
         </w:rPr>
-        <w:t>a, b, c, d, e</w:t>
+        <w:t>a, b, c, d, e, f, g</w:t>
       </w:r>
       <w:r>
         <w:rPr>
@@ -10401,10 +10579,25 @@
             <w:r>
               <w:rPr>
                 <w:rFonts w:ascii="Times New Roman" w:hAnsi="Times New Roman" w:eastAsia="Times New Roman"/>
+                <w:b w:val="0"/>
+                <w:sz w:val="20"/>
+              </w:rPr>
+              <w:t>(6b) Fit truncated at 0.65 of the beat length</w:t>
+            </w:r>
+          </w:p>
+        </w:tc>
+        <w:tc>
+          <w:tcPr>
+            <w:tcW w:type="dxa" w:w="2081"/>
+          </w:tcPr>
+          <w:p>
+            <w:r>
+              <w:rPr>
+                <w:rFonts w:ascii="Times New Roman" w:hAnsi="Times New Roman" w:eastAsia="Times New Roman"/>
                 <w:b/>
                 <w:sz w:val="20"/>
               </w:rPr>
-              <w:t>(6b) Fit truncated at 0.65 of the beat length</w:t>
+              <w:t>0.828 (6/6)</w:t>
             </w:r>
           </w:p>
         </w:tc>
@@ -10419,7 +10612,7 @@
                 <w:b/>
                 <w:sz w:val="20"/>
               </w:rPr>
-              <w:t>0.828 (6/6)</w:t>
+              <w:t>0.596 (6/6)</w:t>
             </w:r>
           </w:p>
         </w:tc>
@@ -10434,7 +10627,7 @@
                 <w:b/>
                 <w:sz w:val="20"/>
               </w:rPr>
-              <w:t>0.596 (6/6)</w:t>
+              <w:t>0.530 (6/6)</w:t>
             </w:r>
           </w:p>
         </w:tc>
@@ -10446,10 +10639,10 @@
             <w:r>
               <w:rPr>
                 <w:rFonts w:ascii="Times New Roman" w:hAnsi="Times New Roman" w:eastAsia="Times New Roman"/>
-                <w:b/>
-                <w:sz w:val="20"/>
-              </w:rPr>
-              <w:t>0.530 (6/6)</w:t>
+                <w:b w:val="0"/>
+                <w:sz w:val="20"/>
+              </w:rPr>
+              <w:t>0.107 (6/6)</w:t>
             </w:r>
           </w:p>
         </w:tc>
@@ -10464,7 +10657,7 @@
                 <w:b w:val="0"/>
                 <w:sz w:val="20"/>
               </w:rPr>
-              <w:t>0.107 (6/6)</w:t>
+              <w:t>0.413</w:t>
             </w:r>
           </w:p>
         </w:tc>
@@ -10477,21 +10670,6 @@
               <w:rPr>
                 <w:rFonts w:ascii="Times New Roman" w:hAnsi="Times New Roman" w:eastAsia="Times New Roman"/>
                 <w:b w:val="0"/>
-                <w:sz w:val="20"/>
-              </w:rPr>
-              <w:t>0.413</w:t>
-            </w:r>
-          </w:p>
-        </w:tc>
-        <w:tc>
-          <w:tcPr>
-            <w:tcW w:type="dxa" w:w="2081"/>
-          </w:tcPr>
-          <w:p>
-            <w:r>
-              <w:rPr>
-                <w:rFonts w:ascii="Times New Roman" w:hAnsi="Times New Roman" w:eastAsia="Times New Roman"/>
-                <w:b/>
                 <w:sz w:val="20"/>
               </w:rPr>
               <w:t>+25.8 ms</w:t>
@@ -10829,7 +11007,7 @@
             <w:r>
               <w:rPr>
                 <w:rFonts w:ascii="Times New Roman" w:hAnsi="Times New Roman" w:eastAsia="Times New Roman"/>
-                <w:b/>
+                <w:b w:val="0"/>
                 <w:sz w:val="20"/>
               </w:rPr>
               <w:t>(9) Residual taken in the first-derivative domain</w:t>
@@ -11104,7 +11282,7 @@
           <w:b w:val="0"/>
           <w:sz w:val="20"/>
         </w:rPr>
-        <w:t xml:space="preserve"> Refits of the same beats of the same 4,374 subjects. The two-kernel model has no term for the diastolic decline, so versions that change only its handling are grouped into those that add a term for the decline and those that exclude it from the fit or down-weight it in the residual. The main fraction 0.65 was fixed before this analysis and was not re-chosen after seeing these numbers (lab_log entry 145). The last column is the median difference between the peak of the second component and the diastolic fiducial point supplied with PWDB (positive, second component later).</w:t>
+        <w:t xml:space="preserve"> Refits of the same beats of the same 4,374 subjects. The two-kernel model has no term for the diastolic decline, so versions that change only its handling are grouped into those that add a term for the decline and those that exclude it from the fit or down-weight it in the residual. The main fraction 0.65 was fixed before this analysis (candidate (3) of lab_log entry 139, before any real data were fitted; the same value is the upper limit of the notch search, NOTCH_MAX_FRAC, of the rebuilt fiducial-point detection) and was not re-chosen after seeing these numbers (lab_log entry 145). T, beat length. The last column is the median difference between the peak of the second component and the diastolic fiducial point supplied with PWDB (positive, second component later).</w:t>
       </w:r>
     </w:p>
     <w:p>
@@ -11123,6 +11301,1037 @@
           <w:sz w:val="20"/>
         </w:rPr>
         <w:t xml:space="preserve"> Bold, criterion met (median |ρ| ≥ 0.30 with the predicted sign in every stratum).</w:t>
+      </w:r>
+    </w:p>
+    <w:p>
+      <w:r>
+        <w:rPr>
+          <w:rFonts w:ascii="Times New Roman" w:hAnsi="Times New Roman" w:eastAsia="Times New Roman"/>
+          <w:sz w:val="20"/>
+          <w:vertAlign w:val="superscript"/>
+        </w:rPr>
+        <w:t>f</w:t>
+      </w:r>
+      <w:r>
+        <w:rPr>
+          <w:rFonts w:ascii="Times New Roman" w:hAnsi="Times New Roman" w:eastAsia="Times New Roman"/>
+          <w:b w:val="0"/>
+          <w:sz w:val="20"/>
+        </w:rPr>
+        <w:t xml:space="preserve"> Versions not shown and optimism of the selection. Section C fitted 14 versions. (4b) (reservoir term with the delay bound 0.01 s) and (6) (0.65 truncation with the same bound) are omitted because relaxing the bound barely changes the values (type 3, ΔT × aortic PWV, tier A: (6) 0.826 vs (6b) 0.828; pass rate (4b) 0.092 vs (4) 0.088; lab_log entries 144, 146). The better versions were chosen post hoc from 14, so their values are optimistic.</w:t>
+      </w:r>
+    </w:p>
+    <w:p>
+      <w:r>
+        <w:rPr>
+          <w:rFonts w:ascii="Times New Roman" w:hAnsi="Times New Roman" w:eastAsia="Times New Roman"/>
+          <w:sz w:val="20"/>
+          <w:vertAlign w:val="superscript"/>
+        </w:rPr>
+        <w:t>g</w:t>
+      </w:r>
+      <w:r>
+        <w:rPr>
+          <w:rFonts w:ascii="Times New Roman" w:hAnsi="Times New Roman" w:eastAsia="Times New Roman"/>
+          <w:b w:val="0"/>
+          <w:sz w:val="20"/>
+        </w:rPr>
+        <w:t xml:space="preserve"> The fiducial-point reference of 0.430 is the value within type 3. In all 4,374 subjects fiducial-point analysis gives 0.710 (table 2); it is lower within type 3 because the type itself depends on stiffness and the difference between types raises the value in all subjects (table 6a). Values of the truncated fit in all subjects and in type 1 are in table 8b. Bold is given only to values that meet the criterion.</w:t>
+      </w:r>
+    </w:p>
+    <w:p>
+      <w:r>
+        <w:br w:type="page"/>
+      </w:r>
+    </w:p>
+    <w:p>
+      <w:r>
+        <w:rPr>
+          <w:rFonts w:ascii="Times New Roman" w:hAnsi="Times New Roman" w:eastAsia="Times New Roman"/>
+          <w:b/>
+          <w:sz w:val="20"/>
+        </w:rPr>
+        <w:t xml:space="preserve">Table 8b. </w:t>
+      </w:r>
+      <w:r>
+        <w:rPr>
+          <w:rFonts w:ascii="Times New Roman" w:hAnsi="Times New Roman" w:eastAsia="Times New Roman"/>
+          <w:b w:val="0"/>
+          <w:sz w:val="20"/>
+        </w:rPr>
+        <w:t>Truncated and derivative-domain fits in all subjects and in types 1 and 4 (exploratory, post hoc)</w:t>
+      </w:r>
+      <w:r>
+        <w:rPr>
+          <w:rFonts w:ascii="Times New Roman" w:hAnsi="Times New Roman" w:eastAsia="Times New Roman"/>
+          <w:b w:val="0"/>
+          <w:sz w:val="20"/>
+          <w:vertAlign w:val="superscript"/>
+        </w:rPr>
+        <w:t>a, b, c, d, e, f</w:t>
+      </w:r>
+      <w:r>
+        <w:rPr>
+          <w:rFonts w:ascii="Times New Roman" w:hAnsi="Times New Roman" w:eastAsia="Times New Roman"/>
+          <w:b w:val="0"/>
+          <w:sz w:val="20"/>
+        </w:rPr>
+        <w:t>.</w:t>
+      </w:r>
+    </w:p>
+    <w:tbl>
+      <w:tblPr>
+        <w:tblStyle w:val="TableGrid"/>
+        <w:tblW w:type="auto" w:w="0"/>
+        <w:tblLayout w:type="autofit"/>
+        <w:tblLook w:firstColumn="1" w:firstRow="1" w:lastColumn="0" w:lastRow="0" w:noHBand="0" w:noVBand="1" w:val="04A0"/>
+      </w:tblPr>
+      <w:tblGrid>
+        <w:gridCol w:w="2428"/>
+        <w:gridCol w:w="2428"/>
+        <w:gridCol w:w="2428"/>
+        <w:gridCol w:w="2428"/>
+        <w:gridCol w:w="2428"/>
+        <w:gridCol w:w="2428"/>
+      </w:tblGrid>
+      <w:tr>
+        <w:trPr>
+          <w:tblHeader w:val="true"/>
+        </w:trPr>
+        <w:tc>
+          <w:tcPr>
+            <w:tcW w:type="dxa" w:w="2428"/>
+          </w:tcPr>
+          <w:p>
+            <w:r>
+              <w:rPr>
+                <w:rFonts w:ascii="Times New Roman" w:hAnsi="Times New Roman" w:eastAsia="Times New Roman"/>
+                <w:b/>
+                <w:sz w:val="20"/>
+              </w:rPr>
+              <w:t>Index, fit</w:t>
+            </w:r>
+          </w:p>
+        </w:tc>
+        <w:tc>
+          <w:tcPr>
+            <w:tcW w:type="dxa" w:w="2428"/>
+          </w:tcPr>
+          <w:p>
+            <w:r>
+              <w:rPr>
+                <w:rFonts w:ascii="Times New Roman" w:hAnsi="Times New Roman" w:eastAsia="Times New Roman"/>
+                <w:b/>
+                <w:sz w:val="20"/>
+              </w:rPr>
+              <w:t>Tier</w:t>
+            </w:r>
+          </w:p>
+        </w:tc>
+        <w:tc>
+          <w:tcPr>
+            <w:tcW w:type="dxa" w:w="2428"/>
+          </w:tcPr>
+          <w:p>
+            <w:r>
+              <w:rPr>
+                <w:rFonts w:ascii="Times New Roman" w:hAnsi="Times New Roman" w:eastAsia="Times New Roman"/>
+                <w:b/>
+                <w:sz w:val="20"/>
+              </w:rPr>
+              <w:t>Type 1 (891)</w:t>
+            </w:r>
+          </w:p>
+        </w:tc>
+        <w:tc>
+          <w:tcPr>
+            <w:tcW w:type="dxa" w:w="2428"/>
+          </w:tcPr>
+          <w:p>
+            <w:r>
+              <w:rPr>
+                <w:rFonts w:ascii="Times New Roman" w:hAnsi="Times New Roman" w:eastAsia="Times New Roman"/>
+                <w:b/>
+                <w:sz w:val="20"/>
+              </w:rPr>
+              <w:t>Type 3 (3,378)</w:t>
+            </w:r>
+          </w:p>
+        </w:tc>
+        <w:tc>
+          <w:tcPr>
+            <w:tcW w:type="dxa" w:w="2428"/>
+          </w:tcPr>
+          <w:p>
+            <w:r>
+              <w:rPr>
+                <w:rFonts w:ascii="Times New Roman" w:hAnsi="Times New Roman" w:eastAsia="Times New Roman"/>
+                <w:b/>
+                <w:sz w:val="20"/>
+              </w:rPr>
+              <w:t>Type 4 (105)</w:t>
+            </w:r>
+          </w:p>
+        </w:tc>
+        <w:tc>
+          <w:tcPr>
+            <w:tcW w:type="dxa" w:w="2428"/>
+          </w:tcPr>
+          <w:p>
+            <w:r>
+              <w:rPr>
+                <w:rFonts w:ascii="Times New Roman" w:hAnsi="Times New Roman" w:eastAsia="Times New Roman"/>
+                <w:b/>
+                <w:sz w:val="20"/>
+              </w:rPr>
+              <w:t>All (4,374)</w:t>
+            </w:r>
+          </w:p>
+        </w:tc>
+      </w:tr>
+      <w:tr>
+        <w:tc>
+          <w:tcPr>
+            <w:tcW w:type="dxa" w:w="2428"/>
+          </w:tcPr>
+          <w:p>
+            <w:r>
+              <w:rPr>
+                <w:rFonts w:ascii="Times New Roman" w:hAnsi="Times New Roman" w:eastAsia="Times New Roman"/>
+                <w:b w:val="0"/>
+                <w:sz w:val="20"/>
+              </w:rPr>
+              <w:t>ΔT × aortic PWV, frozen fit</w:t>
+            </w:r>
+          </w:p>
+        </w:tc>
+        <w:tc>
+          <w:tcPr>
+            <w:tcW w:type="dxa" w:w="2428"/>
+          </w:tcPr>
+          <w:p>
+            <w:r>
+              <w:rPr>
+                <w:rFonts w:ascii="Times New Roman" w:hAnsi="Times New Roman" w:eastAsia="Times New Roman"/>
+                <w:b w:val="0"/>
+                <w:sz w:val="20"/>
+              </w:rPr>
+              <w:t>A</w:t>
+            </w:r>
+          </w:p>
+        </w:tc>
+        <w:tc>
+          <w:tcPr>
+            <w:tcW w:type="dxa" w:w="2428"/>
+          </w:tcPr>
+          <w:p>
+            <w:r>
+              <w:rPr>
+                <w:rFonts w:ascii="Times New Roman" w:hAnsi="Times New Roman" w:eastAsia="Times New Roman"/>
+                <w:b w:val="0"/>
+                <w:sz w:val="20"/>
+              </w:rPr>
+              <w:t>0.224 (4/6)</w:t>
+            </w:r>
+          </w:p>
+        </w:tc>
+        <w:tc>
+          <w:tcPr>
+            <w:tcW w:type="dxa" w:w="2428"/>
+          </w:tcPr>
+          <w:p>
+            <w:r>
+              <w:rPr>
+                <w:rFonts w:ascii="Times New Roman" w:hAnsi="Times New Roman" w:eastAsia="Times New Roman"/>
+                <w:b w:val="0"/>
+                <w:sz w:val="20"/>
+              </w:rPr>
+              <w:t>0.220 (6/6)</w:t>
+            </w:r>
+          </w:p>
+        </w:tc>
+        <w:tc>
+          <w:tcPr>
+            <w:tcW w:type="dxa" w:w="2428"/>
+          </w:tcPr>
+          <w:p>
+            <w:r>
+              <w:rPr>
+                <w:rFonts w:ascii="Times New Roman" w:hAnsi="Times New Roman" w:eastAsia="Times New Roman"/>
+                <w:b w:val="0"/>
+                <w:sz w:val="20"/>
+              </w:rPr>
+              <w:t>0.472 (3/3)</w:t>
+            </w:r>
+          </w:p>
+        </w:tc>
+        <w:tc>
+          <w:tcPr>
+            <w:tcW w:type="dxa" w:w="2428"/>
+          </w:tcPr>
+          <w:p>
+            <w:r>
+              <w:rPr>
+                <w:rFonts w:ascii="Times New Roman" w:hAnsi="Times New Roman" w:eastAsia="Times New Roman"/>
+                <w:b w:val="0"/>
+                <w:sz w:val="20"/>
+              </w:rPr>
+              <w:t>0.223 (6/6)</w:t>
+            </w:r>
+          </w:p>
+        </w:tc>
+      </w:tr>
+      <w:tr>
+        <w:tc>
+          <w:tcPr>
+            <w:tcW w:type="dxa" w:w="2428"/>
+          </w:tcPr>
+          <w:p>
+            <w:r>
+              <w:rPr>
+                <w:rFonts w:ascii="Times New Roman" w:hAnsi="Times New Roman" w:eastAsia="Times New Roman"/>
+                <w:b w:val="0"/>
+                <w:sz w:val="20"/>
+              </w:rPr>
+              <w:t>ΔT × aortic PWV, frozen fit</w:t>
+            </w:r>
+          </w:p>
+        </w:tc>
+        <w:tc>
+          <w:tcPr>
+            <w:tcW w:type="dxa" w:w="2428"/>
+          </w:tcPr>
+          <w:p>
+            <w:r>
+              <w:rPr>
+                <w:rFonts w:ascii="Times New Roman" w:hAnsi="Times New Roman" w:eastAsia="Times New Roman"/>
+                <w:b w:val="0"/>
+                <w:sz w:val="20"/>
+              </w:rPr>
+              <w:t>C</w:t>
+            </w:r>
+          </w:p>
+        </w:tc>
+        <w:tc>
+          <w:tcPr>
+            <w:tcW w:type="dxa" w:w="2428"/>
+          </w:tcPr>
+          <w:p>
+            <w:r>
+              <w:rPr>
+                <w:rFonts w:ascii="Times New Roman" w:hAnsi="Times New Roman" w:eastAsia="Times New Roman"/>
+                <w:b w:val="0"/>
+                <w:sz w:val="20"/>
+              </w:rPr>
+              <w:t>—</w:t>
+            </w:r>
+          </w:p>
+        </w:tc>
+        <w:tc>
+          <w:tcPr>
+            <w:tcW w:type="dxa" w:w="2428"/>
+          </w:tcPr>
+          <w:p>
+            <w:r>
+              <w:rPr>
+                <w:rFonts w:ascii="Times New Roman" w:hAnsi="Times New Roman" w:eastAsia="Times New Roman"/>
+                <w:b w:val="0"/>
+                <w:sz w:val="20"/>
+              </w:rPr>
+              <w:t>0.207 (6/6)</w:t>
+            </w:r>
+          </w:p>
+        </w:tc>
+        <w:tc>
+          <w:tcPr>
+            <w:tcW w:type="dxa" w:w="2428"/>
+          </w:tcPr>
+          <w:p>
+            <w:r>
+              <w:rPr>
+                <w:rFonts w:ascii="Times New Roman" w:hAnsi="Times New Roman" w:eastAsia="Times New Roman"/>
+                <w:b w:val="0"/>
+                <w:sz w:val="20"/>
+              </w:rPr>
+              <w:t>—</w:t>
+            </w:r>
+          </w:p>
+        </w:tc>
+        <w:tc>
+          <w:tcPr>
+            <w:tcW w:type="dxa" w:w="2428"/>
+          </w:tcPr>
+          <w:p>
+            <w:r>
+              <w:rPr>
+                <w:rFonts w:ascii="Times New Roman" w:hAnsi="Times New Roman" w:eastAsia="Times New Roman"/>
+                <w:b w:val="0"/>
+                <w:sz w:val="20"/>
+              </w:rPr>
+              <w:t>0.205 (6/6)</w:t>
+            </w:r>
+          </w:p>
+        </w:tc>
+      </w:tr>
+      <w:tr>
+        <w:tc>
+          <w:tcPr>
+            <w:tcW w:type="dxa" w:w="2428"/>
+          </w:tcPr>
+          <w:p>
+            <w:r>
+              <w:rPr>
+                <w:rFonts w:ascii="Times New Roman" w:hAnsi="Times New Roman" w:eastAsia="Times New Roman"/>
+                <w:b w:val="0"/>
+                <w:sz w:val="20"/>
+              </w:rPr>
+              <w:t>ΔT × aortic PWV, truncated at 0.65T (delay bound 0.01 s)</w:t>
+            </w:r>
+          </w:p>
+        </w:tc>
+        <w:tc>
+          <w:tcPr>
+            <w:tcW w:type="dxa" w:w="2428"/>
+          </w:tcPr>
+          <w:p>
+            <w:r>
+              <w:rPr>
+                <w:rFonts w:ascii="Times New Roman" w:hAnsi="Times New Roman" w:eastAsia="Times New Roman"/>
+                <w:b w:val="0"/>
+                <w:sz w:val="20"/>
+              </w:rPr>
+              <w:t>A</w:t>
+            </w:r>
+          </w:p>
+        </w:tc>
+        <w:tc>
+          <w:tcPr>
+            <w:tcW w:type="dxa" w:w="2428"/>
+          </w:tcPr>
+          <w:p>
+            <w:r>
+              <w:rPr>
+                <w:rFonts w:ascii="Times New Roman" w:hAnsi="Times New Roman" w:eastAsia="Times New Roman"/>
+                <w:b w:val="0"/>
+                <w:sz w:val="20"/>
+              </w:rPr>
+              <w:t>0.193 (3/6)</w:t>
+            </w:r>
+          </w:p>
+        </w:tc>
+        <w:tc>
+          <w:tcPr>
+            <w:tcW w:type="dxa" w:w="2428"/>
+          </w:tcPr>
+          <w:p>
+            <w:r>
+              <w:rPr>
+                <w:rFonts w:ascii="Times New Roman" w:hAnsi="Times New Roman" w:eastAsia="Times New Roman"/>
+                <w:b/>
+                <w:sz w:val="20"/>
+              </w:rPr>
+              <w:t>0.826 (6/6)</w:t>
+            </w:r>
+          </w:p>
+        </w:tc>
+        <w:tc>
+          <w:tcPr>
+            <w:tcW w:type="dxa" w:w="2428"/>
+          </w:tcPr>
+          <w:p>
+            <w:r>
+              <w:rPr>
+                <w:rFonts w:ascii="Times New Roman" w:hAnsi="Times New Roman" w:eastAsia="Times New Roman"/>
+                <w:b w:val="0"/>
+                <w:sz w:val="20"/>
+              </w:rPr>
+              <w:t>0.540 (3/3)</w:t>
+            </w:r>
+          </w:p>
+        </w:tc>
+        <w:tc>
+          <w:tcPr>
+            <w:tcW w:type="dxa" w:w="2428"/>
+          </w:tcPr>
+          <w:p>
+            <w:r>
+              <w:rPr>
+                <w:rFonts w:ascii="Times New Roman" w:hAnsi="Times New Roman" w:eastAsia="Times New Roman"/>
+                <w:b w:val="0"/>
+                <w:sz w:val="20"/>
+              </w:rPr>
+              <w:t>0.808 (5/6)</w:t>
+            </w:r>
+          </w:p>
+        </w:tc>
+      </w:tr>
+      <w:tr>
+        <w:tc>
+          <w:tcPr>
+            <w:tcW w:type="dxa" w:w="2428"/>
+          </w:tcPr>
+          <w:p>
+            <w:r>
+              <w:rPr>
+                <w:rFonts w:ascii="Times New Roman" w:hAnsi="Times New Roman" w:eastAsia="Times New Roman"/>
+                <w:b w:val="0"/>
+                <w:sz w:val="20"/>
+              </w:rPr>
+              <w:t>ΔT × aortic PWV, truncated at 0.65T (delay bound 0.01 s)</w:t>
+            </w:r>
+          </w:p>
+        </w:tc>
+        <w:tc>
+          <w:tcPr>
+            <w:tcW w:type="dxa" w:w="2428"/>
+          </w:tcPr>
+          <w:p>
+            <w:r>
+              <w:rPr>
+                <w:rFonts w:ascii="Times New Roman" w:hAnsi="Times New Roman" w:eastAsia="Times New Roman"/>
+                <w:b w:val="0"/>
+                <w:sz w:val="20"/>
+              </w:rPr>
+              <w:t>C</w:t>
+            </w:r>
+          </w:p>
+        </w:tc>
+        <w:tc>
+          <w:tcPr>
+            <w:tcW w:type="dxa" w:w="2428"/>
+          </w:tcPr>
+          <w:p>
+            <w:r>
+              <w:rPr>
+                <w:rFonts w:ascii="Times New Roman" w:hAnsi="Times New Roman" w:eastAsia="Times New Roman"/>
+                <w:b w:val="0"/>
+                <w:sz w:val="20"/>
+              </w:rPr>
+              <w:t>0.219 (4/6)</w:t>
+            </w:r>
+          </w:p>
+        </w:tc>
+        <w:tc>
+          <w:tcPr>
+            <w:tcW w:type="dxa" w:w="2428"/>
+          </w:tcPr>
+          <w:p>
+            <w:r>
+              <w:rPr>
+                <w:rFonts w:ascii="Times New Roman" w:hAnsi="Times New Roman" w:eastAsia="Times New Roman"/>
+                <w:b/>
+                <w:sz w:val="20"/>
+              </w:rPr>
+              <w:t>0.586 (6/6)</w:t>
+            </w:r>
+          </w:p>
+        </w:tc>
+        <w:tc>
+          <w:tcPr>
+            <w:tcW w:type="dxa" w:w="2428"/>
+          </w:tcPr>
+          <w:p>
+            <w:r>
+              <w:rPr>
+                <w:rFonts w:ascii="Times New Roman" w:hAnsi="Times New Roman" w:eastAsia="Times New Roman"/>
+                <w:b w:val="0"/>
+                <w:sz w:val="20"/>
+              </w:rPr>
+              <w:t>0.598 (3/3)</w:t>
+            </w:r>
+          </w:p>
+        </w:tc>
+        <w:tc>
+          <w:tcPr>
+            <w:tcW w:type="dxa" w:w="2428"/>
+          </w:tcPr>
+          <w:p>
+            <w:r>
+              <w:rPr>
+                <w:rFonts w:ascii="Times New Roman" w:hAnsi="Times New Roman" w:eastAsia="Times New Roman"/>
+                <w:b/>
+                <w:sz w:val="20"/>
+              </w:rPr>
+              <w:t>0.559 (6/6)</w:t>
+            </w:r>
+          </w:p>
+        </w:tc>
+      </w:tr>
+      <w:tr>
+        <w:tc>
+          <w:tcPr>
+            <w:tcW w:type="dxa" w:w="2428"/>
+          </w:tcPr>
+          <w:p>
+            <w:r>
+              <w:rPr>
+                <w:rFonts w:ascii="Times New Roman" w:hAnsi="Times New Roman" w:eastAsia="Times New Roman"/>
+                <w:b w:val="0"/>
+                <w:sz w:val="20"/>
+              </w:rPr>
+              <w:t>ΔT × aortic PWV, fiducial-point (supplied; reference)</w:t>
+            </w:r>
+          </w:p>
+        </w:tc>
+        <w:tc>
+          <w:tcPr>
+            <w:tcW w:type="dxa" w:w="2428"/>
+          </w:tcPr>
+          <w:p>
+            <w:r>
+              <w:rPr>
+                <w:rFonts w:ascii="Times New Roman" w:hAnsi="Times New Roman" w:eastAsia="Times New Roman"/>
+                <w:b w:val="0"/>
+                <w:sz w:val="20"/>
+              </w:rPr>
+              <w:t>C</w:t>
+            </w:r>
+          </w:p>
+        </w:tc>
+        <w:tc>
+          <w:tcPr>
+            <w:tcW w:type="dxa" w:w="2428"/>
+          </w:tcPr>
+          <w:p>
+            <w:r>
+              <w:rPr>
+                <w:rFonts w:ascii="Times New Roman" w:hAnsi="Times New Roman" w:eastAsia="Times New Roman"/>
+                <w:b w:val="0"/>
+                <w:sz w:val="20"/>
+              </w:rPr>
+              <w:t>0.343 (4/6)</w:t>
+            </w:r>
+          </w:p>
+        </w:tc>
+        <w:tc>
+          <w:tcPr>
+            <w:tcW w:type="dxa" w:w="2428"/>
+          </w:tcPr>
+          <w:p>
+            <w:r>
+              <w:rPr>
+                <w:rFonts w:ascii="Times New Roman" w:hAnsi="Times New Roman" w:eastAsia="Times New Roman"/>
+                <w:b/>
+                <w:sz w:val="20"/>
+              </w:rPr>
+              <w:t>0.430 (6/6)</w:t>
+            </w:r>
+          </w:p>
+        </w:tc>
+        <w:tc>
+          <w:tcPr>
+            <w:tcW w:type="dxa" w:w="2428"/>
+          </w:tcPr>
+          <w:p>
+            <w:r>
+              <w:rPr>
+                <w:rFonts w:ascii="Times New Roman" w:hAnsi="Times New Roman" w:eastAsia="Times New Roman"/>
+                <w:b w:val="0"/>
+                <w:sz w:val="20"/>
+              </w:rPr>
+              <w:t>0.796 (3/3)</w:t>
+            </w:r>
+          </w:p>
+        </w:tc>
+        <w:tc>
+          <w:tcPr>
+            <w:tcW w:type="dxa" w:w="2428"/>
+          </w:tcPr>
+          <w:p>
+            <w:r>
+              <w:rPr>
+                <w:rFonts w:ascii="Times New Roman" w:hAnsi="Times New Roman" w:eastAsia="Times New Roman"/>
+                <w:b/>
+                <w:sz w:val="20"/>
+              </w:rPr>
+              <w:t>0.710 (6/6)</w:t>
+            </w:r>
+          </w:p>
+        </w:tc>
+      </w:tr>
+      <w:tr>
+        <w:tc>
+          <w:tcPr>
+            <w:tcW w:type="dxa" w:w="2428"/>
+          </w:tcPr>
+          <w:p>
+            <w:r>
+              <w:rPr>
+                <w:rFonts w:ascii="Times New Roman" w:hAnsi="Times New Roman" w:eastAsia="Times New Roman"/>
+                <w:b w:val="0"/>
+                <w:sz w:val="20"/>
+              </w:rPr>
+              <w:t>RI × resistance, frozen fit</w:t>
+            </w:r>
+          </w:p>
+        </w:tc>
+        <w:tc>
+          <w:tcPr>
+            <w:tcW w:type="dxa" w:w="2428"/>
+          </w:tcPr>
+          <w:p>
+            <w:r>
+              <w:rPr>
+                <w:rFonts w:ascii="Times New Roman" w:hAnsi="Times New Roman" w:eastAsia="Times New Roman"/>
+                <w:b w:val="0"/>
+                <w:sz w:val="20"/>
+              </w:rPr>
+              <w:t>C</w:t>
+            </w:r>
+          </w:p>
+        </w:tc>
+        <w:tc>
+          <w:tcPr>
+            <w:tcW w:type="dxa" w:w="2428"/>
+          </w:tcPr>
+          <w:p>
+            <w:r>
+              <w:rPr>
+                <w:rFonts w:ascii="Times New Roman" w:hAnsi="Times New Roman" w:eastAsia="Times New Roman"/>
+                <w:b w:val="0"/>
+                <w:sz w:val="20"/>
+              </w:rPr>
+              <w:t>—</w:t>
+            </w:r>
+          </w:p>
+        </w:tc>
+        <w:tc>
+          <w:tcPr>
+            <w:tcW w:type="dxa" w:w="2428"/>
+          </w:tcPr>
+          <w:p>
+            <w:r>
+              <w:rPr>
+                <w:rFonts w:ascii="Times New Roman" w:hAnsi="Times New Roman" w:eastAsia="Times New Roman"/>
+                <w:b w:val="0"/>
+                <w:sz w:val="20"/>
+              </w:rPr>
+              <w:t>0.184 (4/6)</w:t>
+            </w:r>
+          </w:p>
+        </w:tc>
+        <w:tc>
+          <w:tcPr>
+            <w:tcW w:type="dxa" w:w="2428"/>
+          </w:tcPr>
+          <w:p>
+            <w:r>
+              <w:rPr>
+                <w:rFonts w:ascii="Times New Roman" w:hAnsi="Times New Roman" w:eastAsia="Times New Roman"/>
+                <w:b w:val="0"/>
+                <w:sz w:val="20"/>
+              </w:rPr>
+              <w:t>—</w:t>
+            </w:r>
+          </w:p>
+        </w:tc>
+        <w:tc>
+          <w:tcPr>
+            <w:tcW w:type="dxa" w:w="2428"/>
+          </w:tcPr>
+          <w:p>
+            <w:r>
+              <w:rPr>
+                <w:rFonts w:ascii="Times New Roman" w:hAnsi="Times New Roman" w:eastAsia="Times New Roman"/>
+                <w:b w:val="0"/>
+                <w:sz w:val="20"/>
+              </w:rPr>
+              <w:t>0.171 (4/6)</w:t>
+            </w:r>
+          </w:p>
+        </w:tc>
+      </w:tr>
+      <w:tr>
+        <w:tc>
+          <w:tcPr>
+            <w:tcW w:type="dxa" w:w="2428"/>
+          </w:tcPr>
+          <w:p>
+            <w:r>
+              <w:rPr>
+                <w:rFonts w:ascii="Times New Roman" w:hAnsi="Times New Roman" w:eastAsia="Times New Roman"/>
+                <w:b w:val="0"/>
+                <w:sz w:val="20"/>
+              </w:rPr>
+              <w:t>RI × resistance, derivative domain</w:t>
+            </w:r>
+          </w:p>
+        </w:tc>
+        <w:tc>
+          <w:tcPr>
+            <w:tcW w:type="dxa" w:w="2428"/>
+          </w:tcPr>
+          <w:p>
+            <w:r>
+              <w:rPr>
+                <w:rFonts w:ascii="Times New Roman" w:hAnsi="Times New Roman" w:eastAsia="Times New Roman"/>
+                <w:b w:val="0"/>
+                <w:sz w:val="20"/>
+              </w:rPr>
+              <w:t>C</w:t>
+            </w:r>
+          </w:p>
+        </w:tc>
+        <w:tc>
+          <w:tcPr>
+            <w:tcW w:type="dxa" w:w="2428"/>
+          </w:tcPr>
+          <w:p>
+            <w:r>
+              <w:rPr>
+                <w:rFonts w:ascii="Times New Roman" w:hAnsi="Times New Roman" w:eastAsia="Times New Roman"/>
+                <w:b w:val="0"/>
+                <w:sz w:val="20"/>
+              </w:rPr>
+              <w:t>—</w:t>
+            </w:r>
+          </w:p>
+        </w:tc>
+        <w:tc>
+          <w:tcPr>
+            <w:tcW w:type="dxa" w:w="2428"/>
+          </w:tcPr>
+          <w:p>
+            <w:r>
+              <w:rPr>
+                <w:rFonts w:ascii="Times New Roman" w:hAnsi="Times New Roman" w:eastAsia="Times New Roman"/>
+                <w:b/>
+                <w:sz w:val="20"/>
+              </w:rPr>
+              <w:t>0.416 (6/6)</w:t>
+            </w:r>
+          </w:p>
+        </w:tc>
+        <w:tc>
+          <w:tcPr>
+            <w:tcW w:type="dxa" w:w="2428"/>
+          </w:tcPr>
+          <w:p>
+            <w:r>
+              <w:rPr>
+                <w:rFonts w:ascii="Times New Roman" w:hAnsi="Times New Roman" w:eastAsia="Times New Roman"/>
+                <w:b w:val="0"/>
+                <w:sz w:val="20"/>
+              </w:rPr>
+              <w:t>—</w:t>
+            </w:r>
+          </w:p>
+        </w:tc>
+        <w:tc>
+          <w:tcPr>
+            <w:tcW w:type="dxa" w:w="2428"/>
+          </w:tcPr>
+          <w:p>
+            <w:r>
+              <w:rPr>
+                <w:rFonts w:ascii="Times New Roman" w:hAnsi="Times New Roman" w:eastAsia="Times New Roman"/>
+                <w:b/>
+                <w:sz w:val="20"/>
+              </w:rPr>
+              <w:t>0.394 (6/6)</w:t>
+            </w:r>
+          </w:p>
+        </w:tc>
+      </w:tr>
+      <w:tr>
+        <w:tc>
+          <w:tcPr>
+            <w:tcW w:type="dxa" w:w="2428"/>
+          </w:tcPr>
+          <w:p>
+            <w:r>
+              <w:rPr>
+                <w:rFonts w:ascii="Times New Roman" w:hAnsi="Times New Roman" w:eastAsia="Times New Roman"/>
+                <w:b w:val="0"/>
+                <w:sz w:val="20"/>
+              </w:rPr>
+              <w:t>RI × resistance, fiducial-point (supplied; reference)</w:t>
+            </w:r>
+          </w:p>
+        </w:tc>
+        <w:tc>
+          <w:tcPr>
+            <w:tcW w:type="dxa" w:w="2428"/>
+          </w:tcPr>
+          <w:p>
+            <w:r>
+              <w:rPr>
+                <w:rFonts w:ascii="Times New Roman" w:hAnsi="Times New Roman" w:eastAsia="Times New Roman"/>
+                <w:b w:val="0"/>
+                <w:sz w:val="20"/>
+              </w:rPr>
+              <w:t>C</w:t>
+            </w:r>
+          </w:p>
+        </w:tc>
+        <w:tc>
+          <w:tcPr>
+            <w:tcW w:type="dxa" w:w="2428"/>
+          </w:tcPr>
+          <w:p>
+            <w:r>
+              <w:rPr>
+                <w:rFonts w:ascii="Times New Roman" w:hAnsi="Times New Roman" w:eastAsia="Times New Roman"/>
+                <w:b w:val="0"/>
+                <w:sz w:val="20"/>
+              </w:rPr>
+              <w:t>0.481 (6/6)</w:t>
+            </w:r>
+          </w:p>
+        </w:tc>
+        <w:tc>
+          <w:tcPr>
+            <w:tcW w:type="dxa" w:w="2428"/>
+          </w:tcPr>
+          <w:p>
+            <w:r>
+              <w:rPr>
+                <w:rFonts w:ascii="Times New Roman" w:hAnsi="Times New Roman" w:eastAsia="Times New Roman"/>
+                <w:b/>
+                <w:sz w:val="20"/>
+              </w:rPr>
+              <w:t>0.550 (6/6)</w:t>
+            </w:r>
+          </w:p>
+        </w:tc>
+        <w:tc>
+          <w:tcPr>
+            <w:tcW w:type="dxa" w:w="2428"/>
+          </w:tcPr>
+          <w:p>
+            <w:r>
+              <w:rPr>
+                <w:rFonts w:ascii="Times New Roman" w:hAnsi="Times New Roman" w:eastAsia="Times New Roman"/>
+                <w:b w:val="0"/>
+                <w:sz w:val="20"/>
+              </w:rPr>
+              <w:t>0.888 (3/3)</w:t>
+            </w:r>
+          </w:p>
+        </w:tc>
+        <w:tc>
+          <w:tcPr>
+            <w:tcW w:type="dxa" w:w="2428"/>
+          </w:tcPr>
+          <w:p>
+            <w:r>
+              <w:rPr>
+                <w:rFonts w:ascii="Times New Roman" w:hAnsi="Times New Roman" w:eastAsia="Times New Roman"/>
+                <w:b/>
+                <w:sz w:val="20"/>
+              </w:rPr>
+              <w:t>0.504 (6/6)</w:t>
+            </w:r>
+          </w:p>
+        </w:tc>
+      </w:tr>
+    </w:tbl>
+    <w:p>
+      <w:r>
+        <w:rPr>
+          <w:rFonts w:ascii="Times New Roman" w:hAnsi="Times New Roman" w:eastAsia="Times New Roman"/>
+          <w:sz w:val="20"/>
+          <w:vertAlign w:val="superscript"/>
+        </w:rPr>
+        <w:t>a</w:t>
+      </w:r>
+      <w:r>
+        <w:rPr>
+          <w:rFonts w:ascii="Times New Roman" w:hAnsi="Times New Roman" w:eastAsia="Times New Roman"/>
+          <w:b w:val="0"/>
+          <w:sz w:val="20"/>
+        </w:rPr>
+        <w:t xml:space="preserve"> Exploratory, post hoc analysis; not used for the prespecified decision. Using an improved fit as a primary analysis would require a new preregistration.</w:t>
+      </w:r>
+    </w:p>
+    <w:p>
+      <w:r>
+        <w:rPr>
+          <w:rFonts w:ascii="Times New Roman" w:hAnsi="Times New Roman" w:eastAsia="Times New Roman"/>
+          <w:sz w:val="20"/>
+          <w:vertAlign w:val="superscript"/>
+        </w:rPr>
+        <w:t>b</w:t>
+      </w:r>
+      <w:r>
+        <w:rPr>
+          <w:rFonts w:ascii="Times New Roman" w:hAnsi="Times New Roman" w:eastAsia="Times New Roman"/>
+          <w:b w:val="0"/>
+          <w:sz w:val="20"/>
+        </w:rPr>
+        <w:t xml:space="preserve"> Source: table 6d of 02_tables.md; script 50 (docs/research/results/50_reservoir_bench.txt); lab_log entry 144.</w:t>
+      </w:r>
+    </w:p>
+    <w:p>
+      <w:r>
+        <w:rPr>
+          <w:rFonts w:ascii="Times New Roman" w:hAnsi="Times New Roman" w:eastAsia="Times New Roman"/>
+          <w:sz w:val="20"/>
+          <w:vertAlign w:val="superscript"/>
+        </w:rPr>
+        <w:t>c</w:t>
+      </w:r>
+      <w:r>
+        <w:rPr>
+          <w:rFonts w:ascii="Times New Roman" w:hAnsi="Times New Roman" w:eastAsia="Times New Roman"/>
+          <w:b w:val="0"/>
+          <w:sz w:val="20"/>
+        </w:rPr>
+        <w:t xml:space="preserve"> Tier A, subjects accepted by the method itself; tier B, subjects accepted by every compared method; tier C, all subjects regardless of acceptance. —, value not recorded.</w:t>
+      </w:r>
+    </w:p>
+    <w:p>
+      <w:r>
+        <w:rPr>
+          <w:rFonts w:ascii="Times New Roman" w:hAnsi="Times New Roman" w:eastAsia="Times New Roman"/>
+          <w:sz w:val="20"/>
+          <w:vertAlign w:val="superscript"/>
+        </w:rPr>
+        <w:t>d</w:t>
+      </w:r>
+      <w:r>
+        <w:rPr>
+          <w:rFonts w:ascii="Times New Roman" w:hAnsi="Times New Roman" w:eastAsia="Times New Roman"/>
+          <w:b w:val="0"/>
+          <w:sz w:val="20"/>
+        </w:rPr>
+        <w:t xml:space="preserve"> The prespecified decision was made in all subjects, so the recorded values for all subjects and for types 1 and 4 are listed. The truncated fit of this run is version (6), the 0.65 truncation combined with the delay bound 0.01 s, which in type 3 nearly equals (6b) (tier A 0.826 vs 0.828, tier C 0.586 vs 0.596; lab_log entry 146). No all-subject value of (6b) is recorded.</w:t>
+      </w:r>
+    </w:p>
+    <w:p>
+      <w:r>
+        <w:rPr>
+          <w:rFonts w:ascii="Times New Roman" w:hAnsi="Times New Roman" w:eastAsia="Times New Roman"/>
+          <w:sz w:val="20"/>
+          <w:vertAlign w:val="superscript"/>
+        </w:rPr>
+        <w:t>e</w:t>
+      </w:r>
+      <w:r>
+        <w:rPr>
+          <w:rFonts w:ascii="Times New Roman" w:hAnsi="Times New Roman" w:eastAsia="Times New Roman"/>
+          <w:b w:val="0"/>
+          <w:sz w:val="20"/>
+        </w:rPr>
+        <w:t xml:space="preserve"> Bold, criterion met (median |ρ| ≥ 0.30 with the predicted sign in all 6 strata). Type 4 has only 3 strata with at least 8 subjects, so the 6-stratum criterion cannot be evaluated.</w:t>
+      </w:r>
+    </w:p>
+    <w:p>
+      <w:r>
+        <w:rPr>
+          <w:rFonts w:ascii="Times New Roman" w:hAnsi="Times New Roman" w:eastAsia="Times New Roman"/>
+          <w:sz w:val="20"/>
+          <w:vertAlign w:val="superscript"/>
+        </w:rPr>
+        <w:t>f</w:t>
+      </w:r>
+      <w:r>
+        <w:rPr>
+          <w:rFonts w:ascii="Times New Roman" w:hAnsi="Times New Roman" w:eastAsia="Times New Roman"/>
+          <w:b w:val="0"/>
+          <w:sz w:val="20"/>
+        </w:rPr>
+        <w:t xml:space="preserve"> In all subjects the truncated fit gives ΔT 0.559 (6/6) in tier C, above the frozen fit (0.223) but below fiducial-point analysis in the same subjects (0.710). Tier A in all subjects is 0.808 but does not meet the criterion in every stratum. In type 1 truncation stays low (0.193, 0.219): within an age stratum aortic PWV varies about 1/12 as much as in type 3, so every method gives small values (table 6b). Truncation exceeded fiducial-point analysis in type 3 partly because the fiducial-point value within type 3 is lower than in all subjects (table 8, footnote). RI of the derivative domain is 0.394 in all subjects, below fiducial-point analysis (0.504).</w:t>
       </w:r>
     </w:p>
     <w:p>
@@ -11154,7 +12363,7 @@
           <w:sz w:val="20"/>
           <w:vertAlign w:val="superscript"/>
         </w:rPr>
-        <w:t>a, b, c, d, e, f</w:t>
+        <w:t>a, b, c, d, e, f, g</w:t>
       </w:r>
       <w:r>
         <w:rPr>
@@ -12801,7 +14010,7 @@
           <w:b w:val="0"/>
           <w:sz w:val="20"/>
         </w:rPr>
-        <w:t xml:space="preserve"> The fiducial-point reference (tier C) is computed on the noise-free beats, so in the noise columns it is not a like-for-like comparison.</w:t>
+        <w:t xml:space="preserve"> The fiducial-point reference (tier C) is computed on the noise-free beats, so in the noise columns it is not a like-for-like comparison (refitting fiducial points on the noisy beats has not been done); its tier-B value moves only because the common subset changes.</w:t>
       </w:r>
     </w:p>
     <w:p>
@@ -12812,6 +14021,24 @@
           <w:vertAlign w:val="superscript"/>
         </w:rPr>
         <w:t>f</w:t>
+      </w:r>
+      <w:r>
+        <w:rPr>
+          <w:rFonts w:ascii="Times New Roman" w:hAnsi="Times New Roman" w:eastAsia="Times New Roman"/>
+          <w:b w:val="0"/>
+          <w:sz w:val="20"/>
+        </w:rPr>
+        <w:t xml:space="preserve"> Readings fixed before the run and results (lab_log entries 153 §5, 158). Tier B asks whether the RI of the truncated fit meets the criterion only in tier A because of fit quality or because of selection (entry 149, question 1). Rule: tier B of the truncated fit at least 0.30 in all strata, fit quality; within 0.10 of the frozen fit's tier B, selection; in between, both. Result 0.381 (6/6), 0.197 above the frozen fit: fit quality by the rule, but tier B is a subset favourable to decomposition, tier C is 0.107 and noise lowers it to 0.266 and 0.168, so it was read as both. Noise rule: at 1% noise, a pass rate of the derivative-domain fit below 0.30 or type-3 tier-C ΔT × aortic PWV below 0.30 means fragile; at 1% the values were 0.326 and 0.337 (not met); at 2% the pass rate fell to 0.290, below the same threshold. Bold used the stratum directions in the result files; the stratum counts are not copied into this table.</w:t>
+      </w:r>
+    </w:p>
+    <w:p>
+      <w:r>
+        <w:rPr>
+          <w:rFonts w:ascii="Times New Roman" w:hAnsi="Times New Roman" w:eastAsia="Times New Roman"/>
+          <w:sz w:val="20"/>
+          <w:vertAlign w:val="superscript"/>
+        </w:rPr>
+        <w:t>g</w:t>
       </w:r>
       <w:r>
         <w:rPr>
@@ -14834,9 +16061,811 @@
       </w:r>
     </w:p>
     <w:p>
+      <w:pPr>
+        <w:sectPr>
+          <w:pgSz w:w="11906" w:h="16838"/>
+          <w:pgMar w:top="1134" w:right="1134" w:bottom="1134" w:left="1134" w:header="720" w:footer="720" w:gutter="0"/>
+          <w:cols w:space="720"/>
+          <w:docGrid w:linePitch="360"/>
+        </w:sectPr>
+      </w:pPr>
+    </w:p>
+    <w:p>
       <w:r>
-        <w:br w:type="page"/>
+        <w:rPr>
+          <w:rFonts w:ascii="Times New Roman" w:hAnsi="Times New Roman" w:eastAsia="Times New Roman"/>
+          <w:b/>
+          <w:sz w:val="20"/>
+        </w:rPr>
+        <w:t xml:space="preserve">Table S3. </w:t>
       </w:r>
+      <w:r>
+        <w:rPr>
+          <w:rFonts w:ascii="Times New Roman" w:hAnsi="Times New Roman" w:eastAsia="Times New Roman"/>
+          <w:b w:val="0"/>
+          <w:sz w:val="20"/>
+        </w:rPr>
+        <w:t>Additional checks: acceptance bias (C6), position of the first component (C7) and main effects of the factors (C8) (type 3; exploratory, post hoc)</w:t>
+      </w:r>
+      <w:r>
+        <w:rPr>
+          <w:rFonts w:ascii="Times New Roman" w:hAnsi="Times New Roman" w:eastAsia="Times New Roman"/>
+          <w:b w:val="0"/>
+          <w:sz w:val="20"/>
+          <w:vertAlign w:val="superscript"/>
+        </w:rPr>
+        <w:t>a, b, c, d, e</w:t>
+      </w:r>
+      <w:r>
+        <w:rPr>
+          <w:rFonts w:ascii="Times New Roman" w:hAnsi="Times New Roman" w:eastAsia="Times New Roman"/>
+          <w:b w:val="0"/>
+          <w:sz w:val="20"/>
+        </w:rPr>
+        <w:t>.</w:t>
+      </w:r>
+    </w:p>
+    <w:tbl>
+      <w:tblPr>
+        <w:tblStyle w:val="TableGrid"/>
+        <w:tblW w:type="auto" w:w="0"/>
+        <w:tblLayout w:type="autofit"/>
+        <w:tblLook w:firstColumn="1" w:firstRow="1" w:lastColumn="0" w:lastRow="0" w:noHBand="0" w:noVBand="1" w:val="04A0"/>
+      </w:tblPr>
+      <w:tblGrid>
+        <w:gridCol w:w="2081"/>
+        <w:gridCol w:w="2081"/>
+        <w:gridCol w:w="2081"/>
+        <w:gridCol w:w="2081"/>
+        <w:gridCol w:w="2081"/>
+        <w:gridCol w:w="2081"/>
+        <w:gridCol w:w="2081"/>
+      </w:tblGrid>
+      <w:tr>
+        <w:trPr>
+          <w:tblHeader w:val="true"/>
+        </w:trPr>
+        <w:tc>
+          <w:tcPr>
+            <w:tcW w:type="dxa" w:w="2081"/>
+          </w:tcPr>
+          <w:p>
+            <w:r>
+              <w:rPr>
+                <w:rFonts w:ascii="Times New Roman" w:hAnsi="Times New Roman" w:eastAsia="Times New Roman"/>
+                <w:b/>
+                <w:sz w:val="18"/>
+              </w:rPr>
+              <w:t>Check</w:t>
+            </w:r>
+          </w:p>
+        </w:tc>
+        <w:tc>
+          <w:tcPr>
+            <w:tcW w:type="dxa" w:w="2081"/>
+          </w:tcPr>
+          <w:p>
+            <w:r>
+              <w:rPr>
+                <w:rFonts w:ascii="Times New Roman" w:hAnsi="Times New Roman" w:eastAsia="Times New Roman"/>
+                <w:b/>
+                <w:sz w:val="18"/>
+              </w:rPr>
+              <w:t>Reading fixed before the run</w:t>
+            </w:r>
+          </w:p>
+        </w:tc>
+        <w:tc>
+          <w:tcPr>
+            <w:tcW w:type="dxa" w:w="2081"/>
+          </w:tcPr>
+          <w:p>
+            <w:r>
+              <w:rPr>
+                <w:rFonts w:ascii="Times New Roman" w:hAnsi="Times New Roman" w:eastAsia="Times New Roman"/>
+                <w:b/>
+                <w:sz w:val="18"/>
+              </w:rPr>
+              <w:t>Frozen</w:t>
+            </w:r>
+          </w:p>
+        </w:tc>
+        <w:tc>
+          <w:tcPr>
+            <w:tcW w:type="dxa" w:w="2081"/>
+          </w:tcPr>
+          <w:p>
+            <w:r>
+              <w:rPr>
+                <w:rFonts w:ascii="Times New Roman" w:hAnsi="Times New Roman" w:eastAsia="Times New Roman"/>
+                <w:b/>
+                <w:sz w:val="18"/>
+              </w:rPr>
+              <w:t>Truncated at 0.65T (6b)</w:t>
+            </w:r>
+          </w:p>
+        </w:tc>
+        <w:tc>
+          <w:tcPr>
+            <w:tcW w:type="dxa" w:w="2081"/>
+          </w:tcPr>
+          <w:p>
+            <w:r>
+              <w:rPr>
+                <w:rFonts w:ascii="Times New Roman" w:hAnsi="Times New Roman" w:eastAsia="Times New Roman"/>
+                <w:b/>
+                <w:sz w:val="18"/>
+              </w:rPr>
+              <w:t>Derivative domain (9)</w:t>
+            </w:r>
+          </w:p>
+        </w:tc>
+        <w:tc>
+          <w:tcPr>
+            <w:tcW w:type="dxa" w:w="2081"/>
+          </w:tcPr>
+          <w:p>
+            <w:r>
+              <w:rPr>
+                <w:rFonts w:ascii="Times New Roman" w:hAnsi="Times New Roman" w:eastAsia="Times New Roman"/>
+                <w:b/>
+                <w:sz w:val="18"/>
+              </w:rPr>
+              <w:t>Fiducial-point (supplied; reference)</w:t>
+            </w:r>
+          </w:p>
+        </w:tc>
+        <w:tc>
+          <w:tcPr>
+            <w:tcW w:type="dxa" w:w="2081"/>
+          </w:tcPr>
+          <w:p>
+            <w:r>
+              <w:rPr>
+                <w:rFonts w:ascii="Times New Roman" w:hAnsi="Times New Roman" w:eastAsia="Times New Roman"/>
+                <w:b/>
+                <w:sz w:val="18"/>
+              </w:rPr>
+              <w:t>Result</w:t>
+            </w:r>
+          </w:p>
+        </w:tc>
+      </w:tr>
+      <w:tr>
+        <w:tc>
+          <w:tcPr>
+            <w:tcW w:type="dxa" w:w="2081"/>
+          </w:tcPr>
+          <w:p>
+            <w:r>
+              <w:rPr>
+                <w:rFonts w:ascii="Times New Roman" w:hAnsi="Times New Roman" w:eastAsia="Times New Roman"/>
+                <w:b w:val="0"/>
+                <w:sz w:val="18"/>
+              </w:rPr>
+              <w:t>C6 Acceptance × aortic PWV, within-stratum ρ</w:t>
+            </w:r>
+          </w:p>
+        </w:tc>
+        <w:tc>
+          <w:tcPr>
+            <w:tcW w:type="dxa" w:w="2081"/>
+          </w:tcPr>
+          <w:p>
+            <w:r>
+              <w:rPr>
+                <w:rFonts w:ascii="Times New Roman" w:hAnsi="Times New Roman" w:eastAsia="Times New Roman"/>
+                <w:b w:val="0"/>
+                <w:sz w:val="18"/>
+              </w:rPr>
+              <w:t>ρ below −0.10: tier A leans to the low-PWV side</w:t>
+            </w:r>
+          </w:p>
+        </w:tc>
+        <w:tc>
+          <w:tcPr>
+            <w:tcW w:type="dxa" w:w="2081"/>
+          </w:tcPr>
+          <w:p>
+            <w:r>
+              <w:rPr>
+                <w:rFonts w:ascii="Times New Roman" w:hAnsi="Times New Roman" w:eastAsia="Times New Roman"/>
+                <w:b w:val="0"/>
+                <w:sz w:val="18"/>
+              </w:rPr>
+              <w:t>−0.124</w:t>
+            </w:r>
+          </w:p>
+        </w:tc>
+        <w:tc>
+          <w:tcPr>
+            <w:tcW w:type="dxa" w:w="2081"/>
+          </w:tcPr>
+          <w:p>
+            <w:r>
+              <w:rPr>
+                <w:rFonts w:ascii="Times New Roman" w:hAnsi="Times New Roman" w:eastAsia="Times New Roman"/>
+                <w:b w:val="0"/>
+                <w:sz w:val="18"/>
+              </w:rPr>
+              <w:t>+0.026 (pass rate by PWV tertile 0.595, 0.278, 0.451)</w:t>
+            </w:r>
+          </w:p>
+        </w:tc>
+        <w:tc>
+          <w:tcPr>
+            <w:tcW w:type="dxa" w:w="2081"/>
+          </w:tcPr>
+          <w:p>
+            <w:r>
+              <w:rPr>
+                <w:rFonts w:ascii="Times New Roman" w:hAnsi="Times New Roman" w:eastAsia="Times New Roman"/>
+                <w:b w:val="0"/>
+                <w:sz w:val="18"/>
+              </w:rPr>
+              <w:t>−0.542 (same, 0.777, 0.522, 0.361)</w:t>
+            </w:r>
+          </w:p>
+        </w:tc>
+        <w:tc>
+          <w:tcPr>
+            <w:tcW w:type="dxa" w:w="2081"/>
+          </w:tcPr>
+          <w:p>
+            <w:r>
+              <w:rPr>
+                <w:rFonts w:ascii="Times New Roman" w:hAnsi="Times New Roman" w:eastAsia="Times New Roman"/>
+                <w:b w:val="0"/>
+                <w:sz w:val="18"/>
+              </w:rPr>
+              <w:t>—</w:t>
+            </w:r>
+          </w:p>
+        </w:tc>
+        <w:tc>
+          <w:tcPr>
+            <w:tcW w:type="dxa" w:w="2081"/>
+          </w:tcPr>
+          <w:p>
+            <w:r>
+              <w:rPr>
+                <w:rFonts w:ascii="Times New Roman" w:hAnsi="Times New Roman" w:eastAsia="Times New Roman"/>
+                <w:b w:val="0"/>
+                <w:sz w:val="18"/>
+              </w:rPr>
+              <w:t>Frozen and derivative-domain fits lean; truncation does not</w:t>
+            </w:r>
+          </w:p>
+        </w:tc>
+      </w:tr>
+      <w:tr>
+        <w:tc>
+          <w:tcPr>
+            <w:tcW w:type="dxa" w:w="2081"/>
+          </w:tcPr>
+          <w:p>
+            <w:r>
+              <w:rPr>
+                <w:rFonts w:ascii="Times New Roman" w:hAnsi="Times New Roman" w:eastAsia="Times New Roman"/>
+                <w:b w:val="0"/>
+                <w:sz w:val="18"/>
+              </w:rPr>
+              <w:t>C7a First component minus forward-wave peak (median)</w:t>
+            </w:r>
+          </w:p>
+        </w:tc>
+        <w:tc>
+          <w:tcPr>
+            <w:tcW w:type="dxa" w:w="2081"/>
+          </w:tcPr>
+          <w:p>
+            <w:r>
+              <w:rPr>
+                <w:rFonts w:ascii="Times New Roman" w:hAnsi="Times New Roman" w:eastAsia="Times New Roman"/>
+                <w:b w:val="0"/>
+                <w:sz w:val="18"/>
+              </w:rPr>
+              <w:t>Within 20 ms: the first component is the forward wave</w:t>
+            </w:r>
+          </w:p>
+        </w:tc>
+        <w:tc>
+          <w:tcPr>
+            <w:tcW w:type="dxa" w:w="2081"/>
+          </w:tcPr>
+          <w:p>
+            <w:r>
+              <w:rPr>
+                <w:rFonts w:ascii="Times New Roman" w:hAnsi="Times New Roman" w:eastAsia="Times New Roman"/>
+                <w:b w:val="0"/>
+                <w:sz w:val="18"/>
+              </w:rPr>
+              <w:t>+34 to +50 ms in all 3 fits</w:t>
+            </w:r>
+          </w:p>
+        </w:tc>
+        <w:tc>
+          <w:tcPr>
+            <w:tcW w:type="dxa" w:w="2081"/>
+          </w:tcPr>
+          <w:p>
+            <w:r>
+              <w:rPr>
+                <w:rFonts w:ascii="Times New Roman" w:hAnsi="Times New Roman" w:eastAsia="Times New Roman"/>
+                <w:b w:val="0"/>
+                <w:sz w:val="18"/>
+              </w:rPr>
+              <w:t>same as left</w:t>
+            </w:r>
+          </w:p>
+        </w:tc>
+        <w:tc>
+          <w:tcPr>
+            <w:tcW w:type="dxa" w:w="2081"/>
+          </w:tcPr>
+          <w:p>
+            <w:r>
+              <w:rPr>
+                <w:rFonts w:ascii="Times New Roman" w:hAnsi="Times New Roman" w:eastAsia="Times New Roman"/>
+                <w:b w:val="0"/>
+                <w:sz w:val="18"/>
+              </w:rPr>
+              <w:t>same as left</w:t>
+            </w:r>
+          </w:p>
+        </w:tc>
+        <w:tc>
+          <w:tcPr>
+            <w:tcW w:type="dxa" w:w="2081"/>
+          </w:tcPr>
+          <w:p>
+            <w:r>
+              <w:rPr>
+                <w:rFonts w:ascii="Times New Roman" w:hAnsi="Times New Roman" w:eastAsia="Times New Roman"/>
+                <w:b w:val="0"/>
+                <w:sz w:val="18"/>
+              </w:rPr>
+              <w:t>—</w:t>
+            </w:r>
+          </w:p>
+        </w:tc>
+        <w:tc>
+          <w:tcPr>
+            <w:tcW w:type="dxa" w:w="2081"/>
+          </w:tcPr>
+          <w:p>
+            <w:r>
+              <w:rPr>
+                <w:rFonts w:ascii="Times New Roman" w:hAnsi="Times New Roman" w:eastAsia="Times New Roman"/>
+                <w:b w:val="0"/>
+                <w:sz w:val="18"/>
+              </w:rPr>
+              <w:t>Not met by any fit; the first component sits at the PPG systolic peak (difference −5 to −8 ms, tier C)</w:t>
+            </w:r>
+          </w:p>
+        </w:tc>
+      </w:tr>
+      <w:tr>
+        <w:tc>
+          <w:tcPr>
+            <w:tcW w:type="dxa" w:w="2081"/>
+          </w:tcPr>
+          <w:p>
+            <w:r>
+              <w:rPr>
+                <w:rFonts w:ascii="Times New Roman" w:hAnsi="Times New Roman" w:eastAsia="Times New Roman"/>
+                <w:b w:val="0"/>
+                <w:sz w:val="18"/>
+              </w:rPr>
+              <w:t>C7b Time of the first component × aortic PWV, within-stratum ρ</w:t>
+            </w:r>
+          </w:p>
+        </w:tc>
+        <w:tc>
+          <w:tcPr>
+            <w:tcW w:type="dxa" w:w="2081"/>
+          </w:tcPr>
+          <w:p>
+            <w:r>
+              <w:rPr>
+                <w:rFonts w:ascii="Times New Roman" w:hAnsi="Times New Roman" w:eastAsia="Times New Roman"/>
+                <w:b w:val="0"/>
+                <w:sz w:val="18"/>
+              </w:rPr>
+              <w:t>|ρ| ≥ 0.30: part of the ΔT variation comes from the first component</w:t>
+            </w:r>
+          </w:p>
+        </w:tc>
+        <w:tc>
+          <w:tcPr>
+            <w:tcW w:type="dxa" w:w="2081"/>
+          </w:tcPr>
+          <w:p>
+            <w:r>
+              <w:rPr>
+                <w:rFonts w:ascii="Times New Roman" w:hAnsi="Times New Roman" w:eastAsia="Times New Roman"/>
+                <w:b w:val="0"/>
+                <w:sz w:val="18"/>
+              </w:rPr>
+              <w:t>−0.129 (tier C)</w:t>
+            </w:r>
+          </w:p>
+        </w:tc>
+        <w:tc>
+          <w:tcPr>
+            <w:tcW w:type="dxa" w:w="2081"/>
+          </w:tcPr>
+          <w:p>
+            <w:r>
+              <w:rPr>
+                <w:rFonts w:ascii="Times New Roman" w:hAnsi="Times New Roman" w:eastAsia="Times New Roman"/>
+                <w:b w:val="0"/>
+                <w:sz w:val="18"/>
+              </w:rPr>
+              <w:t>−0.489 (tier C), −0.794 (tier A)</w:t>
+            </w:r>
+          </w:p>
+        </w:tc>
+        <w:tc>
+          <w:tcPr>
+            <w:tcW w:type="dxa" w:w="2081"/>
+          </w:tcPr>
+          <w:p>
+            <w:r>
+              <w:rPr>
+                <w:rFonts w:ascii="Times New Roman" w:hAnsi="Times New Roman" w:eastAsia="Times New Roman"/>
+                <w:b w:val="0"/>
+                <w:sz w:val="18"/>
+              </w:rPr>
+              <w:t>−0.729 (tier C)</w:t>
+            </w:r>
+          </w:p>
+        </w:tc>
+        <w:tc>
+          <w:tcPr>
+            <w:tcW w:type="dxa" w:w="2081"/>
+          </w:tcPr>
+          <w:p>
+            <w:r>
+              <w:rPr>
+                <w:rFonts w:ascii="Times New Roman" w:hAnsi="Times New Roman" w:eastAsia="Times New Roman"/>
+                <w:b w:val="0"/>
+                <w:sz w:val="18"/>
+              </w:rPr>
+              <w:t>—</w:t>
+            </w:r>
+          </w:p>
+        </w:tc>
+        <w:tc>
+          <w:tcPr>
+            <w:tcW w:type="dxa" w:w="2081"/>
+          </w:tcPr>
+          <w:p>
+            <w:r>
+              <w:rPr>
+                <w:rFonts w:ascii="Times New Roman" w:hAnsi="Times New Roman" w:eastAsia="Times New Roman"/>
+                <w:b w:val="0"/>
+                <w:sz w:val="18"/>
+              </w:rPr>
+              <w:t>Met by truncation and the derivative domain; in tier A of truncation the first component is 31 ms before the systolic peak</w:t>
+            </w:r>
+          </w:p>
+        </w:tc>
+      </w:tr>
+      <w:tr>
+        <w:tc>
+          <w:tcPr>
+            <w:tcW w:type="dxa" w:w="2081"/>
+          </w:tcPr>
+          <w:p>
+            <w:r>
+              <w:rPr>
+                <w:rFonts w:ascii="Times New Roman" w:hAnsi="Times New Roman" w:eastAsia="Times New Roman"/>
+                <w:b w:val="0"/>
+                <w:sz w:val="18"/>
+              </w:rPr>
+              <w:t>C8 Main effects of the factors on ΔT</w:t>
+            </w:r>
+          </w:p>
+        </w:tc>
+        <w:tc>
+          <w:tcPr>
+            <w:tcW w:type="dxa" w:w="2081"/>
+          </w:tcPr>
+          <w:p>
+            <w:r>
+              <w:rPr>
+                <w:rFonts w:ascii="Times New Roman" w:hAnsi="Times New Roman" w:eastAsia="Times New Roman"/>
+                <w:b w:val="0"/>
+                <w:sz w:val="18"/>
+              </w:rPr>
+              <w:t>Negative PWV effect and smaller heart-rate and ejection-time effects than the frozen fit: those effects are reduced</w:t>
+            </w:r>
+          </w:p>
+        </w:tc>
+        <w:tc>
+          <w:tcPr>
+            <w:tcW w:type="dxa" w:w="2081"/>
+          </w:tcPr>
+          <w:p>
+            <w:r>
+              <w:rPr>
+                <w:rFonts w:ascii="Times New Roman" w:hAnsi="Times New Roman" w:eastAsia="Times New Roman"/>
+                <w:b w:val="0"/>
+                <w:sz w:val="18"/>
+              </w:rPr>
+              <w:t>PWV −15.9% (−0.23), heart rate −16.8% (−0.58)</w:t>
+            </w:r>
+          </w:p>
+        </w:tc>
+        <w:tc>
+          <w:tcPr>
+            <w:tcW w:type="dxa" w:w="2081"/>
+          </w:tcPr>
+          <w:p>
+            <w:r>
+              <w:rPr>
+                <w:rFonts w:ascii="Times New Roman" w:hAnsi="Times New Roman" w:eastAsia="Times New Roman"/>
+                <w:b w:val="0"/>
+                <w:sz w:val="18"/>
+              </w:rPr>
+              <w:t>PWV −40.9% (−0.56), heart rate −18.3% (−0.41), mean arterial pressure −11.9%</w:t>
+            </w:r>
+          </w:p>
+        </w:tc>
+        <w:tc>
+          <w:tcPr>
+            <w:tcW w:type="dxa" w:w="2081"/>
+          </w:tcPr>
+          <w:p>
+            <w:r>
+              <w:rPr>
+                <w:rFonts w:ascii="Times New Roman" w:hAnsi="Times New Roman" w:eastAsia="Times New Roman"/>
+                <w:b w:val="0"/>
+                <w:sz w:val="18"/>
+              </w:rPr>
+              <w:t>PWV −54.8% (−0.64), heart rate −3.9% (−0.18), mean arterial pressure −13.7%, stroke volume +15.6%</w:t>
+            </w:r>
+          </w:p>
+        </w:tc>
+        <w:tc>
+          <w:tcPr>
+            <w:tcW w:type="dxa" w:w="2081"/>
+          </w:tcPr>
+          <w:p>
+            <w:r>
+              <w:rPr>
+                <w:rFonts w:ascii="Times New Roman" w:hAnsi="Times New Roman" w:eastAsia="Times New Roman"/>
+                <w:b w:val="0"/>
+                <w:sz w:val="18"/>
+              </w:rPr>
+              <w:t>PWV −21.1% (−0.40), heart rate −5.3%, stroke volume +20.4% (+0.60)</w:t>
+            </w:r>
+          </w:p>
+        </w:tc>
+        <w:tc>
+          <w:tcPr>
+            <w:tcW w:type="dxa" w:w="2081"/>
+          </w:tcPr>
+          <w:p>
+            <w:r>
+              <w:rPr>
+                <w:rFonts w:ascii="Times New Roman" w:hAnsi="Times New Roman" w:eastAsia="Times New Roman"/>
+                <w:b w:val="0"/>
+                <w:sz w:val="18"/>
+              </w:rPr>
+              <w:t>Met by the derivative domain; not by truncation (only the PWV effect grew)</w:t>
+            </w:r>
+          </w:p>
+        </w:tc>
+      </w:tr>
+      <w:tr>
+        <w:tc>
+          <w:tcPr>
+            <w:tcW w:type="dxa" w:w="2081"/>
+          </w:tcPr>
+          <w:p>
+            <w:r>
+              <w:rPr>
+                <w:rFonts w:ascii="Times New Roman" w:hAnsi="Times New Roman" w:eastAsia="Times New Roman"/>
+                <w:b w:val="0"/>
+                <w:sz w:val="18"/>
+              </w:rPr>
+              <w:t>C8 Main effects of the factors on RI</w:t>
+            </w:r>
+          </w:p>
+        </w:tc>
+        <w:tc>
+          <w:tcPr>
+            <w:tcW w:type="dxa" w:w="2081"/>
+          </w:tcPr>
+          <w:p>
+            <w:r>
+              <w:rPr>
+                <w:rFonts w:ascii="Times New Roman" w:hAnsi="Times New Roman" w:eastAsia="Times New Roman"/>
+                <w:b w:val="0"/>
+                <w:sz w:val="18"/>
+              </w:rPr>
+              <w:t>Not fixed (descriptive)</w:t>
+            </w:r>
+          </w:p>
+        </w:tc>
+        <w:tc>
+          <w:tcPr>
+            <w:tcW w:type="dxa" w:w="2081"/>
+          </w:tcPr>
+          <w:p>
+            <w:r>
+              <w:rPr>
+                <w:rFonts w:ascii="Times New Roman" w:hAnsi="Times New Roman" w:eastAsia="Times New Roman"/>
+                <w:b w:val="0"/>
+                <w:sz w:val="18"/>
+              </w:rPr>
+              <w:t>PWV largest (value not recorded)</w:t>
+            </w:r>
+          </w:p>
+        </w:tc>
+        <w:tc>
+          <w:tcPr>
+            <w:tcW w:type="dxa" w:w="2081"/>
+          </w:tcPr>
+          <w:p>
+            <w:r>
+              <w:rPr>
+                <w:rFonts w:ascii="Times New Roman" w:hAnsi="Times New Roman" w:eastAsia="Times New Roman"/>
+                <w:b w:val="0"/>
+                <w:sz w:val="18"/>
+              </w:rPr>
+              <w:t>PWV +84%</w:t>
+            </w:r>
+          </w:p>
+        </w:tc>
+        <w:tc>
+          <w:tcPr>
+            <w:tcW w:type="dxa" w:w="2081"/>
+          </w:tcPr>
+          <w:p>
+            <w:r>
+              <w:rPr>
+                <w:rFonts w:ascii="Times New Roman" w:hAnsi="Times New Roman" w:eastAsia="Times New Roman"/>
+                <w:b w:val="0"/>
+                <w:sz w:val="18"/>
+              </w:rPr>
+              <w:t>PWV +86%</w:t>
+            </w:r>
+          </w:p>
+        </w:tc>
+        <w:tc>
+          <w:tcPr>
+            <w:tcW w:type="dxa" w:w="2081"/>
+          </w:tcPr>
+          <w:p>
+            <w:r>
+              <w:rPr>
+                <w:rFonts w:ascii="Times New Roman" w:hAnsi="Times New Roman" w:eastAsia="Times New Roman"/>
+                <w:b w:val="0"/>
+                <w:sz w:val="18"/>
+              </w:rPr>
+              <w:t>PWV +46%</w:t>
+            </w:r>
+          </w:p>
+        </w:tc>
+        <w:tc>
+          <w:tcPr>
+            <w:tcW w:type="dxa" w:w="2081"/>
+          </w:tcPr>
+          <w:p>
+            <w:r>
+              <w:rPr>
+                <w:rFonts w:ascii="Times New Roman" w:hAnsi="Times New Roman" w:eastAsia="Times New Roman"/>
+                <w:b w:val="0"/>
+                <w:sz w:val="18"/>
+              </w:rPr>
+              <w:t>PWV has the largest effect in every fit; mean arterial pressure +24 to 35%</w:t>
+            </w:r>
+          </w:p>
+        </w:tc>
+      </w:tr>
+    </w:tbl>
+    <w:p>
+      <w:r>
+        <w:rPr>
+          <w:rFonts w:ascii="Times New Roman" w:hAnsi="Times New Roman" w:eastAsia="Times New Roman"/>
+          <w:sz w:val="20"/>
+          <w:vertAlign w:val="superscript"/>
+        </w:rPr>
+        <w:t>a</w:t>
+      </w:r>
+      <w:r>
+        <w:rPr>
+          <w:rFonts w:ascii="Times New Roman" w:hAnsi="Times New Roman" w:eastAsia="Times New Roman"/>
+          <w:b w:val="0"/>
+          <w:sz w:val="20"/>
+        </w:rPr>
+        <w:t xml:space="preserve"> Exploratory, post hoc analysis; not used for the prespecified decision. Using an improved fit as a primary analysis would require a new preregistration.</w:t>
+      </w:r>
+    </w:p>
+    <w:p>
+      <w:r>
+        <w:rPr>
+          <w:rFonts w:ascii="Times New Roman" w:hAnsi="Times New Roman" w:eastAsia="Times New Roman"/>
+          <w:sz w:val="20"/>
+          <w:vertAlign w:val="superscript"/>
+        </w:rPr>
+        <w:t>b</w:t>
+      </w:r>
+      <w:r>
+        <w:rPr>
+          <w:rFonts w:ascii="Times New Roman" w:hAnsi="Times New Roman" w:eastAsia="Times New Roman"/>
+          <w:b w:val="0"/>
+          <w:sz w:val="20"/>
+        </w:rPr>
+        <w:t xml:space="preserve"> Source: table 6e of 02_tables.md; script 50 (docs/research/results/50_reservoir_bench_B3.txt); lab_log entries 153, 158.</w:t>
+      </w:r>
+    </w:p>
+    <w:p>
+      <w:r>
+        <w:rPr>
+          <w:rFonts w:ascii="Times New Roman" w:hAnsi="Times New Roman" w:eastAsia="Times New Roman"/>
+          <w:sz w:val="20"/>
+          <w:vertAlign w:val="superscript"/>
+        </w:rPr>
+        <w:t>c</w:t>
+      </w:r>
+      <w:r>
+        <w:rPr>
+          <w:rFonts w:ascii="Times New Roman" w:hAnsi="Times New Roman" w:eastAsia="Times New Roman"/>
+          <w:b w:val="0"/>
+          <w:sz w:val="20"/>
+        </w:rPr>
+        <w:t xml:space="preserve"> Tier A, subjects accepted by the method itself; tier B, subjects accepted by every compared method; tier C, all subjects regardless of acceptance</w:t>
+      </w:r>
+    </w:p>
+    <w:p>
+      <w:r>
+        <w:rPr>
+          <w:rFonts w:ascii="Times New Roman" w:hAnsi="Times New Roman" w:eastAsia="Times New Roman"/>
+          <w:sz w:val="20"/>
+          <w:vertAlign w:val="superscript"/>
+        </w:rPr>
+        <w:t>d</w:t>
+      </w:r>
+      <w:r>
+        <w:rPr>
+          <w:rFonts w:ascii="Times New Roman" w:hAnsi="Times New Roman" w:eastAsia="Times New Roman"/>
+          <w:b w:val="0"/>
+          <w:sz w:val="20"/>
+        </w:rPr>
+        <w:t xml:space="preserve"> The readings were fixed before the run (lab_log entry 153 §5); results from lab_log entry 158 §2. C6 is the within-stratum Spearman ρ between acceptance (1, accepted; 0, not) and aortic PWV over all subjects (tier C). In C7, t1 is the peak time of the first component and the forward-wave peak comes from linear separation of the digital pressure and flow (script 51). C8 uses the main effects of table 3 (difference between the +1 SD and −1 SD means ÷ stratum mean, %; in parentheses the within-stratum ρ), type 3, tier C.</w:t>
+      </w:r>
+    </w:p>
+    <w:p>
+      <w:r>
+        <w:rPr>
+          <w:rFonts w:ascii="Times New Roman" w:hAnsi="Times New Roman" w:eastAsia="Times New Roman"/>
+          <w:sz w:val="20"/>
+          <w:vertAlign w:val="superscript"/>
+        </w:rPr>
+        <w:t>e</w:t>
+      </w:r>
+      <w:r>
+        <w:rPr>
+          <w:rFonts w:ascii="Times New Roman" w:hAnsi="Times New Roman" w:eastAsia="Times New Roman"/>
+          <w:b w:val="0"/>
+          <w:sz w:val="20"/>
+        </w:rPr>
+        <w:t xml:space="preserve"> The ΔT gain of the truncated fit is not explained by movement of the second component alone: the time of the first component also moves with aortic PWV (−0.489). Tier A of the derivative domain leans to the low-PWV side (−0.542), so its tier-A value (0.523) is below its tier-C value (0.687).</w:t>
+      </w:r>
+    </w:p>
+    <w:p>
+      <w:pPr>
+        <w:sectPr>
+          <w:pgSz w:w="16838" w:h="11906" w:orient="landscape"/>
+          <w:pgMar w:top="1134" w:right="1134" w:bottom="1134" w:left="1134" w:header="720" w:footer="720" w:gutter="0"/>
+          <w:cols w:space="720"/>
+          <w:docGrid w:linePitch="360"/>
+        </w:sectPr>
+      </w:pPr>
     </w:p>
     <w:p>
       <w:r>
@@ -14865,7 +16894,7 @@
           <w:b w:val="0"/>
           <w:sz w:val="20"/>
         </w:rPr>
-        <w:t>The numbers come from ../02_tables.md (tables 1 to 7b), recorded in docs/research/lab_log.md entries 12 (decision test), 13 (basis functions), 18 (published conditions), 137 (waveform types), 141 (synthetic-beat diagnosis), 143 to 147 (refits with 5, 7 and 10 variants), 149 to 153 (14 variants and the design of tier B), 152 (14 variants and wave separation) and 158 (tier B and noise). The prespecified items and the chronology are in data/prespec_chronology.json and notes_prespec_and_chronology.md.</w:t>
+        <w:t>The numbers come from ../02_tables.md (tables 1 to 7b), recorded in docs/research/lab_log.md entries 12 (decision test), 13 (basis functions), 18 (published conditions), 137 (waveform types), 139 (0.65T truncation listed as candidate (3)), 141 (synthetic-beat diagnosis), 143 to 147 (refits with 5, 7 and 10 variants), 149 to 153 (14 variants and the design of tier B), 152 (14 variants and wave separation), 158 (tier B and noise) and 162 (corrections made while checking this set, including the stated source of the value 0.65). The prespecified items and the chronology are in data/prespec_chronology.json and notes_prespec_and_chronology.md.</w:t>
       </w:r>
     </w:p>
     <w:p>
